--- a/docx/Parts/Part8.docx
+++ b/docx/Parts/Part8.docx
@@ -903,7 +903,7 @@
         <w:rPr>
           <w:color w:val="0000FF"/>
         </w:rPr>
-        <w:instrText xml:space="preserve"> REF _Numd19e2836 \h </w:instrText>
+        <w:instrText xml:space="preserve"> REF _Numd19e2831 \h </w:instrText>
       </w:r>
       <w:r>
         <w:fldChar w:fldCharType="separate"/>
@@ -949,7 +949,7 @@
         <w:rPr>
           <w:color w:val="0000FF"/>
         </w:rPr>
-        <w:instrText xml:space="preserve"> REF _Numd19e2857 \h </w:instrText>
+        <w:instrText xml:space="preserve"> REF _Numd19e2852 \h </w:instrText>
       </w:r>
       <w:r>
         <w:fldChar w:fldCharType="separate"/>
@@ -995,7 +995,7 @@
         <w:rPr>
           <w:color w:val="0000FF"/>
         </w:rPr>
-        <w:instrText xml:space="preserve"> REF _Numd19e3135 \h </w:instrText>
+        <w:instrText xml:space="preserve"> REF _Numd19e3130 \h </w:instrText>
       </w:r>
       <w:r>
         <w:fldChar w:fldCharType="separate"/>
@@ -1041,7 +1041,7 @@
         <w:rPr>
           <w:color w:val="0000FF"/>
         </w:rPr>
-        <w:instrText xml:space="preserve"> REF _Numd19e3450 \h </w:instrText>
+        <w:instrText xml:space="preserve"> REF _Numd19e3445 \h </w:instrText>
       </w:r>
       <w:r>
         <w:fldChar w:fldCharType="separate"/>
@@ -1087,7 +1087,7 @@
         <w:rPr>
           <w:color w:val="0000FF"/>
         </w:rPr>
-        <w:instrText xml:space="preserve"> REF _Numd19e4309 \h </w:instrText>
+        <w:instrText xml:space="preserve"> REF _Numd19e4289 \h </w:instrText>
       </w:r>
       <w:r>
         <w:fldChar w:fldCharType="separate"/>
@@ -1133,7 +1133,7 @@
         <w:rPr>
           <w:color w:val="0000FF"/>
         </w:rPr>
-        <w:instrText xml:space="preserve"> REF _Numd19e4327 \h </w:instrText>
+        <w:instrText xml:space="preserve"> REF _Numd19e4307 \h </w:instrText>
       </w:r>
       <w:r>
         <w:fldChar w:fldCharType="separate"/>
@@ -1179,7 +1179,7 @@
         <w:rPr>
           <w:color w:val="0000FF"/>
         </w:rPr>
-        <w:instrText xml:space="preserve"> REF _Numd19e4466 \h </w:instrText>
+        <w:instrText xml:space="preserve"> REF _Numd19e4446 \h </w:instrText>
       </w:r>
       <w:r>
         <w:fldChar w:fldCharType="separate"/>
@@ -1225,7 +1225,7 @@
         <w:rPr>
           <w:color w:val="0000FF"/>
         </w:rPr>
-        <w:instrText xml:space="preserve"> REF _Numd19e5026 \h </w:instrText>
+        <w:instrText xml:space="preserve"> REF _Numd19e4974 \h </w:instrText>
       </w:r>
       <w:r>
         <w:fldChar w:fldCharType="separate"/>
@@ -1271,7 +1271,7 @@
         <w:rPr>
           <w:color w:val="0000FF"/>
         </w:rPr>
-        <w:instrText xml:space="preserve"> REF _Numd19e5050 \h </w:instrText>
+        <w:instrText xml:space="preserve"> REF _Numd19e4998 \h </w:instrText>
       </w:r>
       <w:r>
         <w:fldChar w:fldCharType="separate"/>
@@ -1317,7 +1317,7 @@
         <w:rPr>
           <w:color w:val="0000FF"/>
         </w:rPr>
-        <w:instrText xml:space="preserve"> REF _Numd19e5063 \h </w:instrText>
+        <w:instrText xml:space="preserve"> REF _Numd19e5011 \h </w:instrText>
       </w:r>
       <w:r>
         <w:fldChar w:fldCharType="separate"/>
@@ -1363,7 +1363,7 @@
         <w:rPr>
           <w:color w:val="0000FF"/>
         </w:rPr>
-        <w:instrText xml:space="preserve"> REF _Numd19e5270 \h </w:instrText>
+        <w:instrText xml:space="preserve"> REF _Numd19e5218 \h </w:instrText>
       </w:r>
       <w:r>
         <w:fldChar w:fldCharType="separate"/>
@@ -1409,7 +1409,7 @@
         <w:rPr>
           <w:color w:val="0000FF"/>
         </w:rPr>
-        <w:instrText xml:space="preserve"> REF _Numd19e5351 \h </w:instrText>
+        <w:instrText xml:space="preserve"> REF _Numd19e5299 \h </w:instrText>
       </w:r>
       <w:r>
         <w:fldChar w:fldCharType="separate"/>
@@ -1455,7 +1455,7 @@
         <w:rPr>
           <w:color w:val="0000FF"/>
         </w:rPr>
-        <w:instrText xml:space="preserve"> REF _Numd19e5388 \h </w:instrText>
+        <w:instrText xml:space="preserve"> REF _Numd19e5336 \h </w:instrText>
       </w:r>
       <w:r>
         <w:fldChar w:fldCharType="separate"/>
@@ -1501,7 +1501,7 @@
         <w:rPr>
           <w:color w:val="0000FF"/>
         </w:rPr>
-        <w:instrText xml:space="preserve"> REF _Numd19e5604 \h </w:instrText>
+        <w:instrText xml:space="preserve"> REF _Numd19e5552 \h </w:instrText>
       </w:r>
       <w:r>
         <w:fldChar w:fldCharType="separate"/>
@@ -1547,7 +1547,7 @@
         <w:rPr>
           <w:color w:val="0000FF"/>
         </w:rPr>
-        <w:instrText xml:space="preserve"> REF _Numd19e5648 \h </w:instrText>
+        <w:instrText xml:space="preserve"> REF _Numd19e5596 \h </w:instrText>
       </w:r>
       <w:r>
         <w:fldChar w:fldCharType="separate"/>
@@ -1593,7 +1593,7 @@
         <w:rPr>
           <w:color w:val="0000FF"/>
         </w:rPr>
-        <w:instrText xml:space="preserve"> REF _Numd19e5743 \h </w:instrText>
+        <w:instrText xml:space="preserve"> REF _Numd19e5691 \h </w:instrText>
       </w:r>
       <w:r>
         <w:fldChar w:fldCharType="separate"/>
@@ -1639,7 +1639,7 @@
         <w:rPr>
           <w:color w:val="0000FF"/>
         </w:rPr>
-        <w:instrText xml:space="preserve"> REF _Numd19e5767 \h </w:instrText>
+        <w:instrText xml:space="preserve"> REF _Numd19e5715 \h </w:instrText>
       </w:r>
       <w:r>
         <w:fldChar w:fldCharType="separate"/>
@@ -1685,7 +1685,7 @@
         <w:rPr>
           <w:color w:val="0000FF"/>
         </w:rPr>
-        <w:instrText xml:space="preserve"> REF _Numd19e5782 \h </w:instrText>
+        <w:instrText xml:space="preserve"> REF _Numd19e5730 \h </w:instrText>
       </w:r>
       <w:r>
         <w:fldChar w:fldCharType="separate"/>
@@ -1731,7 +1731,7 @@
         <w:rPr>
           <w:color w:val="0000FF"/>
         </w:rPr>
-        <w:instrText xml:space="preserve"> REF _Numd19e5795 \h </w:instrText>
+        <w:instrText xml:space="preserve"> REF _Numd19e5743 \h </w:instrText>
       </w:r>
       <w:r>
         <w:fldChar w:fldCharType="separate"/>
@@ -1777,7 +1777,7 @@
         <w:rPr>
           <w:color w:val="0000FF"/>
         </w:rPr>
-        <w:instrText xml:space="preserve"> REF _Numd19e5861 \h </w:instrText>
+        <w:instrText xml:space="preserve"> REF _Numd19e5809 \h </w:instrText>
       </w:r>
       <w:r>
         <w:fldChar w:fldCharType="separate"/>
@@ -1823,7 +1823,7 @@
         <w:rPr>
           <w:color w:val="0000FF"/>
         </w:rPr>
-        <w:instrText xml:space="preserve"> REF _Numd19e6119 \h </w:instrText>
+        <w:instrText xml:space="preserve"> REF _Numd19e6067 \h </w:instrText>
       </w:r>
       <w:r>
         <w:fldChar w:fldCharType="separate"/>
@@ -1869,7 +1869,7 @@
         <w:rPr>
           <w:color w:val="0000FF"/>
         </w:rPr>
-        <w:instrText xml:space="preserve"> REF _Numd19e6205 \h </w:instrText>
+        <w:instrText xml:space="preserve"> REF _Numd19e6153 \h </w:instrText>
       </w:r>
       <w:r>
         <w:fldChar w:fldCharType="separate"/>
@@ -1915,7 +1915,7 @@
         <w:rPr>
           <w:color w:val="0000FF"/>
         </w:rPr>
-        <w:instrText xml:space="preserve"> REF _Numd19e6243 \h </w:instrText>
+        <w:instrText xml:space="preserve"> REF _Numd19e6191 \h </w:instrText>
       </w:r>
       <w:r>
         <w:fldChar w:fldCharType="separate"/>
@@ -1961,7 +1961,7 @@
         <w:rPr>
           <w:color w:val="0000FF"/>
         </w:rPr>
-        <w:instrText xml:space="preserve"> REF _Numd19e6334 \h </w:instrText>
+        <w:instrText xml:space="preserve"> REF _Numd19e6282 \h </w:instrText>
       </w:r>
       <w:r>
         <w:fldChar w:fldCharType="separate"/>
@@ -2007,7 +2007,7 @@
         <w:rPr>
           <w:color w:val="0000FF"/>
         </w:rPr>
-        <w:instrText xml:space="preserve"> REF _Numd19e6368 \h </w:instrText>
+        <w:instrText xml:space="preserve"> REF _Numd19e6316 \h </w:instrText>
       </w:r>
       <w:r>
         <w:fldChar w:fldCharType="separate"/>
@@ -2053,7 +2053,7 @@
         <w:rPr>
           <w:color w:val="0000FF"/>
         </w:rPr>
-        <w:instrText xml:space="preserve"> REF _Numd19e6410 \h </w:instrText>
+        <w:instrText xml:space="preserve"> REF _Numd19e6358 \h </w:instrText>
       </w:r>
       <w:r>
         <w:fldChar w:fldCharType="separate"/>
@@ -2099,7 +2099,7 @@
         <w:rPr>
           <w:color w:val="0000FF"/>
         </w:rPr>
-        <w:instrText xml:space="preserve"> REF _Numd19e6475 \h </w:instrText>
+        <w:instrText xml:space="preserve"> REF _Numd19e6423 \h </w:instrText>
       </w:r>
       <w:r>
         <w:fldChar w:fldCharType="separate"/>
@@ -2145,7 +2145,7 @@
         <w:rPr>
           <w:color w:val="0000FF"/>
         </w:rPr>
-        <w:instrText xml:space="preserve"> REF _Numd19e6488 \h </w:instrText>
+        <w:instrText xml:space="preserve"> REF _Numd19e6436 \h </w:instrText>
       </w:r>
       <w:r>
         <w:fldChar w:fldCharType="separate"/>
@@ -2191,7 +2191,7 @@
         <w:rPr>
           <w:color w:val="0000FF"/>
         </w:rPr>
-        <w:instrText xml:space="preserve"> REF _Numd19e6527 \h </w:instrText>
+        <w:instrText xml:space="preserve"> REF _Numd19e6475 \h </w:instrText>
       </w:r>
       <w:r>
         <w:fldChar w:fldCharType="separate"/>
@@ -2237,7 +2237,7 @@
         <w:rPr>
           <w:color w:val="0000FF"/>
         </w:rPr>
-        <w:instrText xml:space="preserve"> REF _Numd19e6585 \h </w:instrText>
+        <w:instrText xml:space="preserve"> REF _Numd19e6533 \h </w:instrText>
       </w:r>
       <w:r>
         <w:fldChar w:fldCharType="separate"/>
@@ -2283,7 +2283,7 @@
         <w:rPr>
           <w:color w:val="0000FF"/>
         </w:rPr>
-        <w:instrText xml:space="preserve"> REF _Numd19e6631 \h </w:instrText>
+        <w:instrText xml:space="preserve"> REF _Numd19e6579 \h </w:instrText>
       </w:r>
       <w:r>
         <w:fldChar w:fldCharType="separate"/>
@@ -2329,7 +2329,7 @@
         <w:rPr>
           <w:color w:val="0000FF"/>
         </w:rPr>
-        <w:instrText xml:space="preserve"> REF _Numd19e6661 \h </w:instrText>
+        <w:instrText xml:space="preserve"> REF _Numd19e6609 \h </w:instrText>
       </w:r>
       <w:r>
         <w:fldChar w:fldCharType="separate"/>
@@ -2375,7 +2375,7 @@
         <w:rPr>
           <w:color w:val="0000FF"/>
         </w:rPr>
-        <w:instrText xml:space="preserve"> REF _Numd19e6768 \h </w:instrText>
+        <w:instrText xml:space="preserve"> REF _Numd19e6716 \h </w:instrText>
       </w:r>
       <w:r>
         <w:fldChar w:fldCharType="separate"/>
@@ -2421,7 +2421,7 @@
         <w:rPr>
           <w:color w:val="0000FF"/>
         </w:rPr>
-        <w:instrText xml:space="preserve"> REF _Numd19e6781 \h </w:instrText>
+        <w:instrText xml:space="preserve"> REF _Numd19e6729 \h </w:instrText>
       </w:r>
       <w:r>
         <w:fldChar w:fldCharType="separate"/>
@@ -2467,7 +2467,7 @@
         <w:rPr>
           <w:color w:val="0000FF"/>
         </w:rPr>
-        <w:instrText xml:space="preserve"> REF _Numd19e6814 \h </w:instrText>
+        <w:instrText xml:space="preserve"> REF _Numd19e6762 \h </w:instrText>
       </w:r>
       <w:r>
         <w:fldChar w:fldCharType="separate"/>
@@ -2513,7 +2513,7 @@
         <w:rPr>
           <w:color w:val="0000FF"/>
         </w:rPr>
-        <w:instrText xml:space="preserve"> REF _Numd19e6832 \h </w:instrText>
+        <w:instrText xml:space="preserve"> REF _Numd19e6780 \h </w:instrText>
       </w:r>
       <w:r>
         <w:fldChar w:fldCharType="separate"/>
@@ -2559,7 +2559,7 @@
         <w:rPr>
           <w:color w:val="0000FF"/>
         </w:rPr>
-        <w:instrText xml:space="preserve"> REF _Numd19e6908 \h </w:instrText>
+        <w:instrText xml:space="preserve"> REF _Numd19e6856 \h </w:instrText>
       </w:r>
       <w:r>
         <w:fldChar w:fldCharType="separate"/>
@@ -2605,7 +2605,7 @@
         <w:rPr>
           <w:color w:val="0000FF"/>
         </w:rPr>
-        <w:instrText xml:space="preserve"> REF _Numd19e6959 \h </w:instrText>
+        <w:instrText xml:space="preserve"> REF _Numd19e6907 \h </w:instrText>
       </w:r>
       <w:r>
         <w:fldChar w:fldCharType="separate"/>
@@ -2651,7 +2651,7 @@
         <w:rPr>
           <w:color w:val="0000FF"/>
         </w:rPr>
-        <w:instrText xml:space="preserve"> REF _Numd19e7045 \h </w:instrText>
+        <w:instrText xml:space="preserve"> REF _Numd19e6993 \h </w:instrText>
       </w:r>
       <w:r>
         <w:fldChar w:fldCharType="separate"/>
@@ -2697,7 +2697,7 @@
         <w:rPr>
           <w:color w:val="0000FF"/>
         </w:rPr>
-        <w:instrText xml:space="preserve"> REF _Numd19e7106 \h </w:instrText>
+        <w:instrText xml:space="preserve"> REF _Numd19e7054 \h </w:instrText>
       </w:r>
       <w:r>
         <w:fldChar w:fldCharType="separate"/>
@@ -2743,7 +2743,7 @@
         <w:rPr>
           <w:color w:val="0000FF"/>
         </w:rPr>
-        <w:instrText xml:space="preserve"> REF _Numd19e7153 \h </w:instrText>
+        <w:instrText xml:space="preserve"> REF _Numd19e7101 \h </w:instrText>
       </w:r>
       <w:r>
         <w:fldChar w:fldCharType="separate"/>
@@ -2789,7 +2789,7 @@
         <w:rPr>
           <w:color w:val="0000FF"/>
         </w:rPr>
-        <w:instrText xml:space="preserve"> REF _Numd19e7171 \h </w:instrText>
+        <w:instrText xml:space="preserve"> REF _Numd19e7119 \h </w:instrText>
       </w:r>
       <w:r>
         <w:fldChar w:fldCharType="separate"/>
@@ -2835,7 +2835,7 @@
         <w:rPr>
           <w:color w:val="0000FF"/>
         </w:rPr>
-        <w:instrText xml:space="preserve"> REF _Numd19e7206 \h </w:instrText>
+        <w:instrText xml:space="preserve"> REF _Numd19e7154 \h </w:instrText>
       </w:r>
       <w:r>
         <w:fldChar w:fldCharType="separate"/>
@@ -2881,7 +2881,7 @@
         <w:rPr>
           <w:color w:val="0000FF"/>
         </w:rPr>
-        <w:instrText xml:space="preserve"> REF _Numd19e7254 \h </w:instrText>
+        <w:instrText xml:space="preserve"> REF _Numd19e7202 \h </w:instrText>
       </w:r>
       <w:r>
         <w:fldChar w:fldCharType="separate"/>
@@ -2927,7 +2927,7 @@
         <w:rPr>
           <w:color w:val="0000FF"/>
         </w:rPr>
-        <w:instrText xml:space="preserve"> REF _Numd19e7331 \h </w:instrText>
+        <w:instrText xml:space="preserve"> REF _Numd19e7279 \h </w:instrText>
       </w:r>
       <w:r>
         <w:fldChar w:fldCharType="separate"/>
@@ -2973,7 +2973,7 @@
         <w:rPr>
           <w:color w:val="0000FF"/>
         </w:rPr>
-        <w:instrText xml:space="preserve"> REF _Numd19e7363 \h </w:instrText>
+        <w:instrText xml:space="preserve"> REF _Numd19e7311 \h </w:instrText>
       </w:r>
       <w:r>
         <w:fldChar w:fldCharType="separate"/>
@@ -3019,7 +3019,7 @@
         <w:rPr>
           <w:color w:val="0000FF"/>
         </w:rPr>
-        <w:instrText xml:space="preserve"> REF _Numd19e7426 \h </w:instrText>
+        <w:instrText xml:space="preserve"> REF _Numd19e7374 \h </w:instrText>
       </w:r>
       <w:r>
         <w:fldChar w:fldCharType="separate"/>
@@ -3065,7 +3065,7 @@
         <w:rPr>
           <w:color w:val="0000FF"/>
         </w:rPr>
-        <w:instrText xml:space="preserve"> REF _Numd19e7444 \h </w:instrText>
+        <w:instrText xml:space="preserve"> REF _Numd19e7392 \h </w:instrText>
       </w:r>
       <w:r>
         <w:fldChar w:fldCharType="separate"/>
@@ -3111,7 +3111,7 @@
         <w:rPr>
           <w:color w:val="0000FF"/>
         </w:rPr>
-        <w:instrText xml:space="preserve"> REF _Numd19e7504 \h </w:instrText>
+        <w:instrText xml:space="preserve"> REF _Numd19e7452 \h </w:instrText>
       </w:r>
       <w:r>
         <w:fldChar w:fldCharType="separate"/>
@@ -3157,7 +3157,7 @@
         <w:rPr>
           <w:color w:val="0000FF"/>
         </w:rPr>
-        <w:instrText xml:space="preserve"> REF _Numd19e7517 \h </w:instrText>
+        <w:instrText xml:space="preserve"> REF _Numd19e7465 \h </w:instrText>
       </w:r>
       <w:r>
         <w:fldChar w:fldCharType="separate"/>
@@ -3203,7 +3203,7 @@
         <w:rPr>
           <w:color w:val="0000FF"/>
         </w:rPr>
-        <w:instrText xml:space="preserve"> REF _Numd19e7536 \h </w:instrText>
+        <w:instrText xml:space="preserve"> REF _Numd19e7484 \h </w:instrText>
       </w:r>
       <w:r>
         <w:fldChar w:fldCharType="separate"/>
@@ -3249,7 +3249,7 @@
         <w:rPr>
           <w:color w:val="0000FF"/>
         </w:rPr>
-        <w:instrText xml:space="preserve"> REF _Numd19e7564 \h </w:instrText>
+        <w:instrText xml:space="preserve"> REF _Numd19e7512 \h </w:instrText>
       </w:r>
       <w:r>
         <w:fldChar w:fldCharType="separate"/>
@@ -3295,7 +3295,7 @@
         <w:rPr>
           <w:color w:val="0000FF"/>
         </w:rPr>
-        <w:instrText xml:space="preserve"> REF _Numd19e7677 \h </w:instrText>
+        <w:instrText xml:space="preserve"> REF _Numd19e7625 \h </w:instrText>
       </w:r>
       <w:r>
         <w:fldChar w:fldCharType="separate"/>
@@ -3341,7 +3341,7 @@
         <w:rPr>
           <w:color w:val="0000FF"/>
         </w:rPr>
-        <w:instrText xml:space="preserve"> REF _Numd19e7694 \h </w:instrText>
+        <w:instrText xml:space="preserve"> REF _Numd19e7642 \h </w:instrText>
       </w:r>
       <w:r>
         <w:fldChar w:fldCharType="separate"/>
@@ -3387,7 +3387,7 @@
         <w:rPr>
           <w:color w:val="0000FF"/>
         </w:rPr>
-        <w:instrText xml:space="preserve"> REF _Numd19e7710 \h </w:instrText>
+        <w:instrText xml:space="preserve"> REF _Numd19e7658 \h </w:instrText>
       </w:r>
       <w:r>
         <w:fldChar w:fldCharType="separate"/>
@@ -3433,7 +3433,7 @@
         <w:rPr>
           <w:color w:val="0000FF"/>
         </w:rPr>
-        <w:instrText xml:space="preserve"> REF _Numd19e7723 \h </w:instrText>
+        <w:instrText xml:space="preserve"> REF _Numd19e7671 \h </w:instrText>
       </w:r>
       <w:r>
         <w:fldChar w:fldCharType="separate"/>
@@ -3479,7 +3479,7 @@
         <w:rPr>
           <w:color w:val="0000FF"/>
         </w:rPr>
-        <w:instrText xml:space="preserve"> REF _Numd19e7742 \h </w:instrText>
+        <w:instrText xml:space="preserve"> REF _Numd19e7690 \h </w:instrText>
       </w:r>
       <w:r>
         <w:fldChar w:fldCharType="separate"/>
@@ -3525,7 +3525,7 @@
         <w:rPr>
           <w:color w:val="0000FF"/>
         </w:rPr>
-        <w:instrText xml:space="preserve"> REF _Numd19e7790 \h </w:instrText>
+        <w:instrText xml:space="preserve"> REF _Numd19e7738 \h </w:instrText>
       </w:r>
       <w:r>
         <w:fldChar w:fldCharType="separate"/>
@@ -3571,7 +3571,7 @@
         <w:rPr>
           <w:color w:val="0000FF"/>
         </w:rPr>
-        <w:instrText xml:space="preserve"> REF _Numd19e7884 \h </w:instrText>
+        <w:instrText xml:space="preserve"> REF _Numd19e7832 \h </w:instrText>
       </w:r>
       <w:r>
         <w:fldChar w:fldCharType="separate"/>
@@ -3617,7 +3617,7 @@
         <w:rPr>
           <w:color w:val="0000FF"/>
         </w:rPr>
-        <w:instrText xml:space="preserve"> REF _Numd19e7954 \h </w:instrText>
+        <w:instrText xml:space="preserve"> REF _Numd19e7902 \h </w:instrText>
       </w:r>
       <w:r>
         <w:fldChar w:fldCharType="separate"/>
@@ -3907,7 +3907,7 @@
         <w:rPr>
           <w:color w:val="0000FF"/>
         </w:rPr>
-        <w:instrText xml:space="preserve"> REF _Numd19e5782 \h </w:instrText>
+        <w:instrText xml:space="preserve"> REF _Numd19e5730 \h </w:instrText>
       </w:r>
       <w:r>
         <w:fldChar w:fldCharType="separate"/>
@@ -3959,7 +3959,7 @@
         <w:rPr>
           <w:color w:val="0000FF"/>
         </w:rPr>
-        <w:instrText xml:space="preserve"> REF _Numd19e6475 \h </w:instrText>
+        <w:instrText xml:space="preserve"> REF _Numd19e6423 \h </w:instrText>
       </w:r>
       <w:r>
         <w:fldChar w:fldCharType="separate"/>
@@ -4050,7 +4050,7 @@
         <w:rPr>
           <w:color w:val="0000FF"/>
         </w:rPr>
-        <w:instrText xml:space="preserve"> REF _Numd19e6475 \h </w:instrText>
+        <w:instrText xml:space="preserve"> REF _Numd19e6423 \h </w:instrText>
       </w:r>
       <w:r>
         <w:fldChar w:fldCharType="separate"/>
@@ -4224,7 +4224,7 @@
         <w:rPr>
           <w:color w:val="0000FF"/>
         </w:rPr>
-        <w:instrText xml:space="preserve"> REF _Numd19e7504 \h </w:instrText>
+        <w:instrText xml:space="preserve"> REF _Numd19e7452 \h </w:instrText>
       </w:r>
       <w:r>
         <w:fldChar w:fldCharType="separate"/>
@@ -4276,7 +4276,7 @@
         <w:rPr>
           <w:color w:val="0000FF"/>
         </w:rPr>
-        <w:instrText xml:space="preserve"> REF _Numd19e7710 \h </w:instrText>
+        <w:instrText xml:space="preserve"> REF _Numd19e7658 \h </w:instrText>
       </w:r>
       <w:r>
         <w:fldChar w:fldCharType="separate"/>
@@ -4533,7 +4533,7 @@
         <w:rPr>
           <w:color w:val="0000FF"/>
         </w:rPr>
-        <w:instrText xml:space="preserve"> REF _Numd19e5782 \h </w:instrText>
+        <w:instrText xml:space="preserve"> REF _Numd19e5730 \h </w:instrText>
       </w:r>
       <w:r>
         <w:fldChar w:fldCharType="separate"/>
@@ -5300,7 +5300,7 @@
         <w:rPr>
           <w:color w:val="0000FF"/>
         </w:rPr>
-        <w:instrText xml:space="preserve"> REF _Numd19e4466 \h </w:instrText>
+        <w:instrText xml:space="preserve"> REF _Numd19e4446 \h </w:instrText>
       </w:r>
       <w:r>
         <w:fldChar w:fldCharType="separate"/>
@@ -5405,7 +5405,7 @@
         <w:rPr>
           <w:color w:val="0000FF"/>
         </w:rPr>
-        <w:instrText xml:space="preserve"> REF _Numd19e3135 \h </w:instrText>
+        <w:instrText xml:space="preserve"> REF _Numd19e3130 \h </w:instrText>
       </w:r>
       <w:r>
         <w:fldChar w:fldCharType="separate"/>
@@ -5438,7 +5438,7 @@
         <w:rPr>
           <w:color w:val="0000FF"/>
         </w:rPr>
-        <w:instrText xml:space="preserve"> REF _Numd19e3450 \h </w:instrText>
+        <w:instrText xml:space="preserve"> REF _Numd19e3445 \h </w:instrText>
       </w:r>
       <w:r>
         <w:fldChar w:fldCharType="separate"/>
@@ -5490,7 +5490,7 @@
         <w:rPr>
           <w:color w:val="0000FF"/>
         </w:rPr>
-        <w:instrText xml:space="preserve"> REF _Numd19e4466 \h </w:instrText>
+        <w:instrText xml:space="preserve"> REF _Numd19e4446 \h </w:instrText>
       </w:r>
       <w:r>
         <w:fldChar w:fldCharType="separate"/>
@@ -5913,7 +5913,7 @@
         <w:rPr>
           <w:color w:val="0000FF"/>
         </w:rPr>
-        <w:instrText xml:space="preserve"> REF _Numd19e2836 \h </w:instrText>
+        <w:instrText xml:space="preserve"> REF _Numd19e2831 \h </w:instrText>
       </w:r>
       <w:r>
         <w:fldChar w:fldCharType="separate"/>
@@ -6179,7 +6179,7 @@
         <w:rPr>
           <w:color w:val="0000FF"/>
         </w:rPr>
-        <w:instrText xml:space="preserve"> REF _Numd19e4327 \h </w:instrText>
+        <w:instrText xml:space="preserve"> REF _Numd19e4307 \h </w:instrText>
       </w:r>
       <w:r>
         <w:fldChar w:fldCharType="separate"/>
@@ -6230,7 +6230,7 @@
         <w:rPr>
           <w:color w:val="0000FF"/>
         </w:rPr>
-        <w:instrText xml:space="preserve"> REF _Numd19e2836 \h </w:instrText>
+        <w:instrText xml:space="preserve"> REF _Numd19e2831 \h </w:instrText>
       </w:r>
       <w:r>
         <w:fldChar w:fldCharType="separate"/>
@@ -6310,13 +6310,7 @@
         <w:t>(2)</w:t>
       </w:r>
       <w:r>
-        <w:t xml:space="preserve"> For orders over </w:t>
-      </w:r>
-      <w:r>
-        <w:t>$750,000</w:t>
-      </w:r>
-      <w:r>
-        <w:t xml:space="preserve">, see subpart </w:t>
+        <w:t xml:space="preserve"> For orders over $750,000, see subpart </w:t>
       </w:r>
       <w:r>
         <w:rPr>
@@ -6367,8 +6361,8 @@
           <w:numId w:val="128"/>
         </w:numPr>
       </w:pPr>
-      <w:bookmarkStart w:id="93" w:name="_Tocd19e2475"/>
-      <w:bookmarkStart w:id="92" w:name="_Refd19e2475"/>
+      <w:bookmarkStart w:id="93" w:name="_Tocd19e2470"/>
+      <w:bookmarkStart w:id="92" w:name="_Refd19e2470"/>
       <w:r>
         <w:t/>
       </w:r>
@@ -6492,7 +6486,7 @@
         <w:rPr>
           <w:color w:val="0000FF"/>
         </w:rPr>
-        <w:instrText xml:space="preserve"> REF _Numd19e3135 \h </w:instrText>
+        <w:instrText xml:space="preserve"> REF _Numd19e3130 \h </w:instrText>
       </w:r>
       <w:r>
         <w:fldChar w:fldCharType="separate"/>
@@ -6525,7 +6519,7 @@
         <w:rPr>
           <w:color w:val="0000FF"/>
         </w:rPr>
-        <w:instrText xml:space="preserve"> REF _Numd19e2836 \h </w:instrText>
+        <w:instrText xml:space="preserve"> REF _Numd19e2831 \h </w:instrText>
       </w:r>
       <w:r>
         <w:fldChar w:fldCharType="separate"/>
@@ -6567,7 +6561,7 @@
         <w:rPr>
           <w:color w:val="0000FF"/>
         </w:rPr>
-        <w:instrText xml:space="preserve"> REF _Numd19e4309 \h </w:instrText>
+        <w:instrText xml:space="preserve"> REF _Numd19e4289 \h </w:instrText>
       </w:r>
       <w:r>
         <w:fldChar w:fldCharType="separate"/>
@@ -6666,8 +6660,8 @@
           <w:numId w:val="129"/>
         </w:numPr>
       </w:pPr>
-      <w:bookmarkStart w:id="95" w:name="_Tocd19e2566"/>
-      <w:bookmarkStart w:id="94" w:name="_Refd19e2566"/>
+      <w:bookmarkStart w:id="95" w:name="_Tocd19e2561"/>
+      <w:bookmarkStart w:id="94" w:name="_Refd19e2561"/>
       <w:r>
         <w:t/>
       </w:r>
@@ -6687,8 +6681,8 @@
           <w:numId w:val="130"/>
         </w:numPr>
       </w:pPr>
-      <w:bookmarkStart w:id="97" w:name="_Tocd19e2574"/>
-      <w:bookmarkStart w:id="96" w:name="_Refd19e2574"/>
+      <w:bookmarkStart w:id="97" w:name="_Tocd19e2569"/>
+      <w:bookmarkStart w:id="96" w:name="_Refd19e2569"/>
       <w:r>
         <w:t/>
       </w:r>
@@ -6772,7 +6766,7 @@
         <w:rPr>
           <w:color w:val="0000FF"/>
         </w:rPr>
-        <w:instrText xml:space="preserve"> REF _Numd19e4466 \h </w:instrText>
+        <w:instrText xml:space="preserve"> REF _Numd19e4446 \h </w:instrText>
       </w:r>
       <w:r>
         <w:fldChar w:fldCharType="separate"/>
@@ -6812,8 +6806,8 @@
           <w:numId w:val="131"/>
         </w:numPr>
       </w:pPr>
-      <w:bookmarkStart w:id="99" w:name="_Tocd19e2612"/>
-      <w:bookmarkStart w:id="98" w:name="_Refd19e2612"/>
+      <w:bookmarkStart w:id="99" w:name="_Tocd19e2607"/>
+      <w:bookmarkStart w:id="98" w:name="_Refd19e2607"/>
       <w:r>
         <w:t/>
       </w:r>
@@ -6867,7 +6861,7 @@
         <w:rPr>
           <w:color w:val="0000FF"/>
         </w:rPr>
-        <w:instrText xml:space="preserve"> REF _Numd19e4466 \h </w:instrText>
+        <w:instrText xml:space="preserve"> REF _Numd19e4446 \h </w:instrText>
       </w:r>
       <w:r>
         <w:fldChar w:fldCharType="separate"/>
@@ -6930,8 +6924,8 @@
           <w:numId w:val="132"/>
         </w:numPr>
       </w:pPr>
-      <w:bookmarkStart w:id="101" w:name="_Tocd19e2647"/>
-      <w:bookmarkStart w:id="100" w:name="_Refd19e2647"/>
+      <w:bookmarkStart w:id="101" w:name="_Tocd19e2642"/>
+      <w:bookmarkStart w:id="100" w:name="_Refd19e2642"/>
       <w:r>
         <w:t/>
       </w:r>
@@ -6998,8 +6992,8 @@
           <w:numId w:val="133"/>
         </w:numPr>
       </w:pPr>
-      <w:bookmarkStart w:id="103" w:name="_Tocd19e2672"/>
-      <w:bookmarkStart w:id="102" w:name="_Refd19e2672"/>
+      <w:bookmarkStart w:id="103" w:name="_Tocd19e2667"/>
+      <w:bookmarkStart w:id="102" w:name="_Refd19e2667"/>
       <w:r>
         <w:t/>
       </w:r>
@@ -7038,8 +7032,8 @@
           <w:numId w:val="134"/>
         </w:numPr>
       </w:pPr>
-      <w:bookmarkStart w:id="105" w:name="_Tocd19e2687"/>
-      <w:bookmarkStart w:id="104" w:name="_Refd19e2687"/>
+      <w:bookmarkStart w:id="105" w:name="_Tocd19e2682"/>
+      <w:bookmarkStart w:id="104" w:name="_Refd19e2682"/>
       <w:r>
         <w:t/>
       </w:r>
@@ -7118,8 +7112,8 @@
           <w:numId w:val="135"/>
         </w:numPr>
       </w:pPr>
-      <w:bookmarkStart w:id="107" w:name="_Tocd19e2717"/>
-      <w:bookmarkStart w:id="106" w:name="_Refd19e2717"/>
+      <w:bookmarkStart w:id="107" w:name="_Tocd19e2712"/>
+      <w:bookmarkStart w:id="106" w:name="_Refd19e2712"/>
       <w:r>
         <w:t/>
       </w:r>
@@ -7268,8 +7262,8 @@
           <w:numId w:val="136"/>
         </w:numPr>
       </w:pPr>
-      <w:bookmarkStart w:id="109" w:name="_Tocd19e2765"/>
-      <w:bookmarkStart w:id="108" w:name="_Refd19e2765"/>
+      <w:bookmarkStart w:id="109" w:name="_Tocd19e2760"/>
+      <w:bookmarkStart w:id="108" w:name="_Refd19e2760"/>
       <w:r>
         <w:t/>
       </w:r>
@@ -7308,7 +7302,7 @@
         <w:rPr>
           <w:color w:val="0000FF"/>
         </w:rPr>
-        <w:instrText xml:space="preserve"> REF _Numd19e4466 \h </w:instrText>
+        <w:instrText xml:space="preserve"> REF _Numd19e4446 \h </w:instrText>
       </w:r>
       <w:r>
         <w:fldChar w:fldCharType="separate"/>
@@ -7495,9 +7489,9 @@
       <w:pPr>
         <w:pStyle w:val="Heading3"/>
       </w:pPr>
-      <w:bookmarkStart w:id="110" w:name="_Numd19e2836"/>
-      <w:bookmarkStart w:id="111" w:name="_Refd19e2836"/>
-      <w:bookmarkStart w:id="112" w:name="_Tocd19e2836"/>
+      <w:bookmarkStart w:id="110" w:name="_Numd19e2831"/>
+      <w:bookmarkStart w:id="111" w:name="_Refd19e2831"/>
+      <w:bookmarkStart w:id="112" w:name="_Tocd19e2831"/>
       <w:r>
         <w:t/>
       </w:r>
@@ -7528,7 +7522,7 @@
         <w:rPr>
           <w:color w:val="0000FF"/>
         </w:rPr>
-        <w:instrText xml:space="preserve"> REF _Numd19e3450 \h </w:instrText>
+        <w:instrText xml:space="preserve"> REF _Numd19e3445 \h </w:instrText>
       </w:r>
       <w:r>
         <w:fldChar w:fldCharType="separate"/>
@@ -7557,9 +7551,9 @@
       <w:pPr>
         <w:pStyle w:val="Heading4"/>
       </w:pPr>
-      <w:bookmarkStart w:id="113" w:name="_Numd19e2857"/>
-      <w:bookmarkStart w:id="114" w:name="_Refd19e2857"/>
-      <w:bookmarkStart w:id="115" w:name="_Tocd19e2857"/>
+      <w:bookmarkStart w:id="113" w:name="_Numd19e2852"/>
+      <w:bookmarkStart w:id="114" w:name="_Refd19e2852"/>
+      <w:bookmarkStart w:id="115" w:name="_Tocd19e2852"/>
       <w:r>
         <w:t/>
       </w:r>
@@ -7610,7 +7604,7 @@
         <w:rPr>
           <w:color w:val="0000FF"/>
         </w:rPr>
-        <w:instrText xml:space="preserve"> REF _Numd19e3450 \h </w:instrText>
+        <w:instrText xml:space="preserve"> REF _Numd19e3445 \h </w:instrText>
       </w:r>
       <w:r>
         <w:fldChar w:fldCharType="separate"/>
@@ -7718,7 +7712,7 @@
         <w:rPr>
           <w:color w:val="0000FF"/>
         </w:rPr>
-        <w:instrText xml:space="preserve"> REF _Numd19e4327 \h </w:instrText>
+        <w:instrText xml:space="preserve"> REF _Numd19e4307 \h </w:instrText>
       </w:r>
       <w:r>
         <w:fldChar w:fldCharType="separate"/>
@@ -7770,7 +7764,7 @@
         <w:rPr>
           <w:color w:val="0000FF"/>
         </w:rPr>
-        <w:instrText xml:space="preserve"> REF _Numd19e4466 \h </w:instrText>
+        <w:instrText xml:space="preserve"> REF _Numd19e4446 \h </w:instrText>
       </w:r>
       <w:r>
         <w:fldChar w:fldCharType="separate"/>
@@ -7847,7 +7841,7 @@
         <w:rPr>
           <w:color w:val="0000FF"/>
         </w:rPr>
-        <w:instrText xml:space="preserve"> REF _Numd19e4466 \h </w:instrText>
+        <w:instrText xml:space="preserve"> REF _Numd19e4446 \h </w:instrText>
       </w:r>
       <w:r>
         <w:fldChar w:fldCharType="separate"/>
@@ -7906,7 +7900,7 @@
         <w:rPr>
           <w:color w:val="0000FF"/>
         </w:rPr>
-        <w:instrText xml:space="preserve"> REF _Numd19e2857 \h </w:instrText>
+        <w:instrText xml:space="preserve"> REF _Numd19e2852 \h </w:instrText>
       </w:r>
       <w:r>
         <w:fldChar w:fldCharType="separate"/>
@@ -8034,7 +8028,7 @@
         <w:rPr>
           <w:color w:val="0000FF"/>
         </w:rPr>
-        <w:instrText xml:space="preserve"> REF _Numd19e4466 \h </w:instrText>
+        <w:instrText xml:space="preserve"> REF _Numd19e4446 \h </w:instrText>
       </w:r>
       <w:r>
         <w:fldChar w:fldCharType="separate"/>
@@ -8119,7 +8113,7 @@
         <w:rPr>
           <w:color w:val="0000FF"/>
         </w:rPr>
-        <w:instrText xml:space="preserve"> REF _Numd19e4309 \h </w:instrText>
+        <w:instrText xml:space="preserve"> REF _Numd19e4289 \h </w:instrText>
       </w:r>
       <w:r>
         <w:fldChar w:fldCharType="separate"/>
@@ -8408,7 +8402,7 @@
         <w:rPr>
           <w:color w:val="0000FF"/>
         </w:rPr>
-        <w:instrText xml:space="preserve"> REF _Numd19e2857 \h </w:instrText>
+        <w:instrText xml:space="preserve"> REF _Numd19e2852 \h </w:instrText>
       </w:r>
       <w:r>
         <w:fldChar w:fldCharType="separate"/>
@@ -8456,9 +8450,9 @@
       <w:pPr>
         <w:pStyle w:val="Heading4"/>
       </w:pPr>
-      <w:bookmarkStart w:id="116" w:name="_Numd19e3135"/>
-      <w:bookmarkStart w:id="117" w:name="_Refd19e3135"/>
-      <w:bookmarkStart w:id="118" w:name="_Tocd19e3135"/>
+      <w:bookmarkStart w:id="116" w:name="_Numd19e3130"/>
+      <w:bookmarkStart w:id="117" w:name="_Refd19e3130"/>
+      <w:bookmarkStart w:id="118" w:name="_Tocd19e3130"/>
       <w:r>
         <w:t/>
       </w:r>
@@ -8481,8 +8475,8 @@
           <w:numId w:val="143"/>
         </w:numPr>
       </w:pPr>
-      <w:bookmarkStart w:id="120" w:name="_Tocd19e3144"/>
-      <w:bookmarkStart w:id="119" w:name="_Refd19e3144"/>
+      <w:bookmarkStart w:id="120" w:name="_Tocd19e3139"/>
+      <w:bookmarkStart w:id="119" w:name="_Refd19e3139"/>
       <w:r>
         <w:t/>
       </w:r>
@@ -8511,7 +8505,7 @@
         <w:rPr>
           <w:color w:val="0000FF"/>
         </w:rPr>
-        <w:instrText xml:space="preserve"> REF _Numd19e3450 \h </w:instrText>
+        <w:instrText xml:space="preserve"> REF _Numd19e3445 \h </w:instrText>
       </w:r>
       <w:r>
         <w:fldChar w:fldCharType="separate"/>
@@ -8660,8 +8654,8 @@
           <w:numId w:val="144"/>
         </w:numPr>
       </w:pPr>
-      <w:bookmarkStart w:id="122" w:name="_Tocd19e3193"/>
-      <w:bookmarkStart w:id="121" w:name="_Refd19e3193"/>
+      <w:bookmarkStart w:id="122" w:name="_Tocd19e3188"/>
+      <w:bookmarkStart w:id="121" w:name="_Refd19e3188"/>
       <w:r>
         <w:t/>
       </w:r>
@@ -8718,8 +8712,8 @@
           <w:numId w:val="145"/>
         </w:numPr>
       </w:pPr>
-      <w:bookmarkStart w:id="124" w:name="_Tocd19e3214"/>
-      <w:bookmarkStart w:id="123" w:name="_Refd19e3214"/>
+      <w:bookmarkStart w:id="124" w:name="_Tocd19e3209"/>
+      <w:bookmarkStart w:id="123" w:name="_Refd19e3209"/>
       <w:r>
         <w:t/>
       </w:r>
@@ -8739,7 +8733,7 @@
         <w:rPr>
           <w:color w:val="0000FF"/>
         </w:rPr>
-        <w:instrText xml:space="preserve"> REF _Numd19e3135 \h </w:instrText>
+        <w:instrText xml:space="preserve"> REF _Numd19e3130 \h </w:instrText>
       </w:r>
       <w:r>
         <w:fldChar w:fldCharType="separate"/>
@@ -8797,7 +8791,7 @@
         <w:rPr>
           <w:color w:val="0000FF"/>
         </w:rPr>
-        <w:instrText xml:space="preserve"> REF _Numd19e4466 \h </w:instrText>
+        <w:instrText xml:space="preserve"> REF _Numd19e4446 \h </w:instrText>
       </w:r>
       <w:r>
         <w:fldChar w:fldCharType="separate"/>
@@ -8886,7 +8880,7 @@
         <w:rPr>
           <w:color w:val="0000FF"/>
         </w:rPr>
-        <w:instrText xml:space="preserve"> REF _Numd19e3135 \h </w:instrText>
+        <w:instrText xml:space="preserve"> REF _Numd19e3130 \h </w:instrText>
       </w:r>
       <w:r>
         <w:fldChar w:fldCharType="separate"/>
@@ -8919,8 +8913,8 @@
           <w:numId w:val="146"/>
         </w:numPr>
       </w:pPr>
-      <w:bookmarkStart w:id="126" w:name="_Tocd19e3262"/>
-      <w:bookmarkStart w:id="125" w:name="_Refd19e3262"/>
+      <w:bookmarkStart w:id="126" w:name="_Tocd19e3257"/>
+      <w:bookmarkStart w:id="125" w:name="_Refd19e3257"/>
       <w:r>
         <w:t/>
       </w:r>
@@ -8946,7 +8940,7 @@
         <w:rPr>
           <w:color w:val="0000FF"/>
         </w:rPr>
-        <w:instrText xml:space="preserve"> REF _Numd19e4466 \h </w:instrText>
+        <w:instrText xml:space="preserve"> REF _Numd19e4446 \h </w:instrText>
       </w:r>
       <w:r>
         <w:fldChar w:fldCharType="separate"/>
@@ -9024,8 +9018,8 @@
           <w:numId w:val="147"/>
         </w:numPr>
       </w:pPr>
-      <w:bookmarkStart w:id="128" w:name="_Tocd19e3291"/>
-      <w:bookmarkStart w:id="127" w:name="_Refd19e3291"/>
+      <w:bookmarkStart w:id="128" w:name="_Tocd19e3286"/>
+      <w:bookmarkStart w:id="127" w:name="_Refd19e3286"/>
       <w:r>
         <w:t/>
       </w:r>
@@ -9169,7 +9163,7 @@
         <w:rPr>
           <w:color w:val="0000FF"/>
         </w:rPr>
-        <w:instrText xml:space="preserve"> REF _Numd19e4309 \h </w:instrText>
+        <w:instrText xml:space="preserve"> REF _Numd19e4289 \h </w:instrText>
       </w:r>
       <w:r>
         <w:fldChar w:fldCharType="separate"/>
@@ -9282,8 +9276,8 @@
           <w:numId w:val="148"/>
         </w:numPr>
       </w:pPr>
-      <w:bookmarkStart w:id="130" w:name="_Tocd19e3363"/>
-      <w:bookmarkStart w:id="129" w:name="_Refd19e3363"/>
+      <w:bookmarkStart w:id="130" w:name="_Tocd19e3358"/>
+      <w:bookmarkStart w:id="129" w:name="_Refd19e3358"/>
       <w:r>
         <w:t/>
       </w:r>
@@ -9417,8 +9411,8 @@
           <w:numId w:val="149"/>
         </w:numPr>
       </w:pPr>
-      <w:bookmarkStart w:id="132" w:name="_Tocd19e3414"/>
-      <w:bookmarkStart w:id="131" w:name="_Refd19e3414"/>
+      <w:bookmarkStart w:id="132" w:name="_Tocd19e3409"/>
+      <w:bookmarkStart w:id="131" w:name="_Refd19e3409"/>
       <w:r>
         <w:t/>
       </w:r>
@@ -9478,7 +9472,7 @@
         <w:rPr>
           <w:color w:val="0000FF"/>
         </w:rPr>
-        <w:instrText xml:space="preserve"> REF _Numd19e3135 \h </w:instrText>
+        <w:instrText xml:space="preserve"> REF _Numd19e3130 \h </w:instrText>
       </w:r>
       <w:r>
         <w:fldChar w:fldCharType="separate"/>
@@ -9511,9 +9505,9 @@
       <w:pPr>
         <w:pStyle w:val="Heading4"/>
       </w:pPr>
-      <w:bookmarkStart w:id="133" w:name="_Numd19e3450"/>
-      <w:bookmarkStart w:id="134" w:name="_Refd19e3450"/>
-      <w:bookmarkStart w:id="135" w:name="_Tocd19e3450"/>
+      <w:bookmarkStart w:id="133" w:name="_Numd19e3445"/>
+      <w:bookmarkStart w:id="134" w:name="_Refd19e3445"/>
+      <w:bookmarkStart w:id="135" w:name="_Tocd19e3445"/>
       <w:r>
         <w:t/>
       </w:r>
@@ -9536,8 +9530,8 @@
           <w:numId w:val="150"/>
         </w:numPr>
       </w:pPr>
-      <w:bookmarkStart w:id="137" w:name="_Tocd19e3459"/>
-      <w:bookmarkStart w:id="136" w:name="_Refd19e3459"/>
+      <w:bookmarkStart w:id="137" w:name="_Tocd19e3454"/>
+      <w:bookmarkStart w:id="136" w:name="_Refd19e3454"/>
       <w:r>
         <w:t/>
       </w:r>
@@ -9566,8 +9560,8 @@
           <w:numId w:val="151"/>
         </w:numPr>
       </w:pPr>
-      <w:bookmarkStart w:id="139" w:name="_Tocd19e3470"/>
-      <w:bookmarkStart w:id="138" w:name="_Refd19e3470"/>
+      <w:bookmarkStart w:id="139" w:name="_Tocd19e3465"/>
+      <w:bookmarkStart w:id="138" w:name="_Refd19e3465"/>
       <w:r>
         <w:t/>
       </w:r>
@@ -9639,7 +9633,7 @@
         <w:rPr>
           <w:color w:val="0000FF"/>
         </w:rPr>
-        <w:instrText xml:space="preserve"> REF _Numd19e4309 \h </w:instrText>
+        <w:instrText xml:space="preserve"> REF _Numd19e4289 \h </w:instrText>
       </w:r>
       <w:r>
         <w:fldChar w:fldCharType="separate"/>
@@ -9672,8 +9666,8 @@
           <w:numId w:val="152"/>
         </w:numPr>
       </w:pPr>
-      <w:bookmarkStart w:id="141" w:name="_Tocd19e3493"/>
-      <w:bookmarkStart w:id="140" w:name="_Refd19e3493"/>
+      <w:bookmarkStart w:id="141" w:name="_Tocd19e3488"/>
+      <w:bookmarkStart w:id="140" w:name="_Refd19e3488"/>
       <w:r>
         <w:t/>
       </w:r>
@@ -9847,8 +9841,8 @@
           <w:numId w:val="153"/>
         </w:numPr>
       </w:pPr>
-      <w:bookmarkStart w:id="143" w:name="_Tocd19e3559"/>
-      <w:bookmarkStart w:id="142" w:name="_Refd19e3559"/>
+      <w:bookmarkStart w:id="143" w:name="_Tocd19e3554"/>
+      <w:bookmarkStart w:id="142" w:name="_Refd19e3554"/>
       <w:r>
         <w:t/>
       </w:r>
@@ -9875,13 +9869,7 @@
         <w:t>(ii)</w:t>
       </w:r>
       <w:r>
-        <w:t xml:space="preserve"> No single-award BPA with an estimated value exceeding </w:t>
-      </w:r>
-      <w:r>
-        <w:t>$150 million</w:t>
-      </w:r>
-      <w:r>
-        <w:t xml:space="preserve"> (including any options), may be awarded unless the head of the agency determines in writing that-</w:t>
+        <w:t xml:space="preserve"> No single-award BPA with an estimated value exceeding $150 million (including any options), may be awarded unless the head of the agency determines in writing that-</w:t>
       </w:r>
     </w:p>
     <w:p xmlns:tce="http://www.TCE.com">
@@ -9893,8 +9881,8 @@
           <w:numId w:val="154"/>
         </w:numPr>
       </w:pPr>
-      <w:bookmarkStart w:id="145" w:name="_Tocd19e3579"/>
-      <w:bookmarkStart w:id="144" w:name="_Refd19e3579"/>
+      <w:bookmarkStart w:id="145" w:name="_Tocd19e3569"/>
+      <w:bookmarkStart w:id="144" w:name="_Refd19e3569"/>
       <w:r>
         <w:t/>
       </w:r>
@@ -9933,8 +9921,8 @@
           <w:numId w:val="155"/>
         </w:numPr>
       </w:pPr>
-      <w:bookmarkStart w:id="147" w:name="_Tocd19e3594"/>
-      <w:bookmarkStart w:id="146" w:name="_Refd19e3594"/>
+      <w:bookmarkStart w:id="147" w:name="_Tocd19e3584"/>
+      <w:bookmarkStart w:id="146" w:name="_Refd19e3584"/>
       <w:r>
         <w:t/>
       </w:r>
@@ -10022,13 +10010,7 @@
         <w:t>(iii)</w:t>
       </w:r>
       <w:r>
-        <w:t xml:space="preserve"> The requirement for a determination for a single-award BPA greater than </w:t>
-      </w:r>
-      <w:r>
-        <w:t>$150 million</w:t>
-      </w:r>
-      <w:r>
-        <w:t xml:space="preserve"> is in addition to any applicable requirement for a limited-source justification at </w:t>
+        <w:t xml:space="preserve"> The requirement for a determination for a single-award BPA greater than $150 million is in addition to any applicable requirement for a limited-source justification at </w:t>
       </w:r>
       <w:r>
         <w:rPr>
@@ -10040,7 +10022,7 @@
         <w:rPr>
           <w:color w:val="0000FF"/>
         </w:rPr>
-        <w:instrText xml:space="preserve"> REF _Numd19e4466 \h </w:instrText>
+        <w:instrText xml:space="preserve"> REF _Numd19e4446 \h </w:instrText>
       </w:r>
       <w:r>
         <w:fldChar w:fldCharType="separate"/>
@@ -10092,8 +10074,8 @@
           <w:numId w:val="156"/>
         </w:numPr>
       </w:pPr>
-      <w:bookmarkStart w:id="149" w:name="_Tocd19e3648"/>
-      <w:bookmarkStart w:id="148" w:name="_Refd19e3648"/>
+      <w:bookmarkStart w:id="149" w:name="_Tocd19e3633"/>
+      <w:bookmarkStart w:id="148" w:name="_Refd19e3633"/>
       <w:r>
         <w:t/>
       </w:r>
@@ -10221,7 +10203,7 @@
         <w:rPr>
           <w:color w:val="0000FF"/>
         </w:rPr>
-        <w:instrText xml:space="preserve"> REF _Numd19e3450 \h </w:instrText>
+        <w:instrText xml:space="preserve"> REF _Numd19e3445 \h </w:instrText>
       </w:r>
       <w:r>
         <w:fldChar w:fldCharType="separate"/>
@@ -10301,8 +10283,8 @@
           <w:numId w:val="157"/>
         </w:numPr>
       </w:pPr>
-      <w:bookmarkStart w:id="151" w:name="_Tocd19e3718"/>
-      <w:bookmarkStart w:id="150" w:name="_Refd19e3718"/>
+      <w:bookmarkStart w:id="151" w:name="_Tocd19e3703"/>
+      <w:bookmarkStart w:id="150" w:name="_Refd19e3703"/>
       <w:r>
         <w:t/>
       </w:r>
@@ -10379,7 +10361,7 @@
         <w:rPr>
           <w:color w:val="0000FF"/>
         </w:rPr>
-        <w:instrText xml:space="preserve"> REF _Numd19e4466 \h </w:instrText>
+        <w:instrText xml:space="preserve"> REF _Numd19e4446 \h </w:instrText>
       </w:r>
       <w:r>
         <w:fldChar w:fldCharType="separate"/>
@@ -10419,13 +10401,7 @@
         <w:t>(v)</w:t>
       </w:r>
       <w:r>
-        <w:t xml:space="preserve"> Determination for a single-award BPA exceeding </w:t>
-      </w:r>
-      <w:r>
-        <w:t>$150 million</w:t>
-      </w:r>
-      <w:r>
-        <w:t>, if applicable (see (a)(3)(ii)) of this section);</w:t>
+        <w:t xml:space="preserve"> Determination for a single-award BPA exceeding $150 million, if applicable (see (a)(3)(ii)) of this section);</w:t>
       </w:r>
     </w:p>
     <w:p xmlns:tce="http://www.TCE.com">
@@ -10535,8 +10511,8 @@
           <w:numId w:val="158"/>
         </w:numPr>
       </w:pPr>
-      <w:bookmarkStart w:id="153" w:name="_Tocd19e3800"/>
-      <w:bookmarkStart w:id="152" w:name="_Refd19e3800"/>
+      <w:bookmarkStart w:id="153" w:name="_Tocd19e3780"/>
+      <w:bookmarkStart w:id="152" w:name="_Refd19e3780"/>
       <w:r>
         <w:t/>
       </w:r>
@@ -10574,8 +10550,8 @@
           <w:numId w:val="159"/>
         </w:numPr>
       </w:pPr>
-      <w:bookmarkStart w:id="155" w:name="_Tocd19e3814"/>
-      <w:bookmarkStart w:id="154" w:name="_Refd19e3814"/>
+      <w:bookmarkStart w:id="155" w:name="_Tocd19e3794"/>
+      <w:bookmarkStart w:id="154" w:name="_Refd19e3794"/>
       <w:r>
         <w:t/>
       </w:r>
@@ -10604,8 +10580,8 @@
           <w:numId w:val="160"/>
         </w:numPr>
       </w:pPr>
-      <w:bookmarkStart w:id="157" w:name="_Tocd19e3825"/>
-      <w:bookmarkStart w:id="156" w:name="_Refd19e3825"/>
+      <w:bookmarkStart w:id="157" w:name="_Tocd19e3805"/>
+      <w:bookmarkStart w:id="156" w:name="_Refd19e3805"/>
       <w:r>
         <w:t/>
       </w:r>
@@ -10625,8 +10601,8 @@
           <w:numId w:val="161"/>
         </w:numPr>
       </w:pPr>
-      <w:bookmarkStart w:id="159" w:name="_Tocd19e3833"/>
-      <w:bookmarkStart w:id="158" w:name="_Refd19e3833"/>
+      <w:bookmarkStart w:id="159" w:name="_Tocd19e3813"/>
+      <w:bookmarkStart w:id="158" w:name="_Refd19e3813"/>
       <w:r>
         <w:t/>
       </w:r>
@@ -10646,7 +10622,7 @@
         <w:rPr>
           <w:color w:val="0000FF"/>
         </w:rPr>
-        <w:instrText xml:space="preserve"> REF _Numd19e4327 \h </w:instrText>
+        <w:instrText xml:space="preserve"> REF _Numd19e4307 \h </w:instrText>
       </w:r>
       <w:r>
         <w:fldChar w:fldCharType="separate"/>
@@ -10698,7 +10674,7 @@
         <w:rPr>
           <w:color w:val="0000FF"/>
         </w:rPr>
-        <w:instrText xml:space="preserve"> REF _Numd19e4466 \h </w:instrText>
+        <w:instrText xml:space="preserve"> REF _Numd19e4446 \h </w:instrText>
       </w:r>
       <w:r>
         <w:fldChar w:fldCharType="separate"/>
@@ -10782,8 +10758,8 @@
           <w:numId w:val="162"/>
         </w:numPr>
       </w:pPr>
-      <w:bookmarkStart w:id="161" w:name="_Tocd19e3875"/>
-      <w:bookmarkStart w:id="160" w:name="_Refd19e3875"/>
+      <w:bookmarkStart w:id="161" w:name="_Tocd19e3855"/>
+      <w:bookmarkStart w:id="160" w:name="_Refd19e3855"/>
       <w:r>
         <w:t/>
       </w:r>
@@ -10869,7 +10845,7 @@
         <w:rPr>
           <w:color w:val="0000FF"/>
         </w:rPr>
-        <w:instrText xml:space="preserve"> REF _Numd19e4309 \h </w:instrText>
+        <w:instrText xml:space="preserve"> REF _Numd19e4289 \h </w:instrText>
       </w:r>
       <w:r>
         <w:fldChar w:fldCharType="separate"/>
@@ -10921,7 +10897,7 @@
         <w:rPr>
           <w:color w:val="0000FF"/>
         </w:rPr>
-        <w:instrText xml:space="preserve"> REF _Numd19e4466 \h </w:instrText>
+        <w:instrText xml:space="preserve"> REF _Numd19e4446 \h </w:instrText>
       </w:r>
       <w:r>
         <w:fldChar w:fldCharType="separate"/>
@@ -10986,8 +10962,8 @@
           <w:numId w:val="163"/>
         </w:numPr>
       </w:pPr>
-      <w:bookmarkStart w:id="163" w:name="_Tocd19e3932"/>
-      <w:bookmarkStart w:id="162" w:name="_Refd19e3932"/>
+      <w:bookmarkStart w:id="163" w:name="_Tocd19e3912"/>
+      <w:bookmarkStart w:id="162" w:name="_Refd19e3912"/>
       <w:r>
         <w:t/>
       </w:r>
@@ -11230,8 +11206,8 @@
           <w:numId w:val="164"/>
         </w:numPr>
       </w:pPr>
-      <w:bookmarkStart w:id="165" w:name="_Tocd19e4004"/>
-      <w:bookmarkStart w:id="164" w:name="_Refd19e4004"/>
+      <w:bookmarkStart w:id="165" w:name="_Tocd19e3984"/>
+      <w:bookmarkStart w:id="164" w:name="_Refd19e3984"/>
       <w:r>
         <w:t/>
       </w:r>
@@ -11310,7 +11286,7 @@
         <w:rPr>
           <w:color w:val="0000FF"/>
         </w:rPr>
-        <w:instrText xml:space="preserve"> REF _Numd19e4466 \h </w:instrText>
+        <w:instrText xml:space="preserve"> REF _Numd19e4446 \h </w:instrText>
       </w:r>
       <w:r>
         <w:fldChar w:fldCharType="separate"/>
@@ -11395,7 +11371,7 @@
         <w:rPr>
           <w:color w:val="0000FF"/>
         </w:rPr>
-        <w:instrText xml:space="preserve"> REF _Numd19e4309 \h </w:instrText>
+        <w:instrText xml:space="preserve"> REF _Numd19e4289 \h </w:instrText>
       </w:r>
       <w:r>
         <w:fldChar w:fldCharType="separate"/>
@@ -11479,8 +11455,8 @@
           <w:numId w:val="165"/>
         </w:numPr>
       </w:pPr>
-      <w:bookmarkStart w:id="167" w:name="_Tocd19e4073"/>
-      <w:bookmarkStart w:id="166" w:name="_Refd19e4073"/>
+      <w:bookmarkStart w:id="167" w:name="_Tocd19e4053"/>
+      <w:bookmarkStart w:id="166" w:name="_Refd19e4053"/>
       <w:r>
         <w:t/>
       </w:r>
@@ -11537,8 +11513,8 @@
           <w:numId w:val="166"/>
         </w:numPr>
       </w:pPr>
-      <w:bookmarkStart w:id="169" w:name="_Tocd19e4094"/>
-      <w:bookmarkStart w:id="168" w:name="_Refd19e4094"/>
+      <w:bookmarkStart w:id="169" w:name="_Tocd19e4074"/>
+      <w:bookmarkStart w:id="168" w:name="_Refd19e4074"/>
       <w:r>
         <w:t/>
       </w:r>
@@ -11577,8 +11553,8 @@
           <w:numId w:val="167"/>
         </w:numPr>
       </w:pPr>
-      <w:bookmarkStart w:id="171" w:name="_Tocd19e4109"/>
-      <w:bookmarkStart w:id="170" w:name="_Refd19e4109"/>
+      <w:bookmarkStart w:id="171" w:name="_Tocd19e4089"/>
+      <w:bookmarkStart w:id="170" w:name="_Refd19e4089"/>
       <w:r>
         <w:t/>
       </w:r>
@@ -11598,7 +11574,7 @@
         <w:rPr>
           <w:color w:val="0000FF"/>
         </w:rPr>
-        <w:instrText xml:space="preserve"> REF _Numd19e4466 \h </w:instrText>
+        <w:instrText xml:space="preserve"> REF _Numd19e4446 \h </w:instrText>
       </w:r>
       <w:r>
         <w:fldChar w:fldCharType="separate"/>
@@ -11690,8 +11666,8 @@
           <w:numId w:val="168"/>
         </w:numPr>
       </w:pPr>
-      <w:bookmarkStart w:id="173" w:name="_Tocd19e4143"/>
-      <w:bookmarkStart w:id="172" w:name="_Refd19e4143"/>
+      <w:bookmarkStart w:id="173" w:name="_Tocd19e4123"/>
+      <w:bookmarkStart w:id="172" w:name="_Refd19e4123"/>
       <w:r>
         <w:t/>
       </w:r>
@@ -11738,7 +11714,7 @@
         <w:rPr>
           <w:color w:val="0000FF"/>
         </w:rPr>
-        <w:instrText xml:space="preserve"> REF _Numd19e4466 \h </w:instrText>
+        <w:instrText xml:space="preserve"> REF _Numd19e4446 \h </w:instrText>
       </w:r>
       <w:r>
         <w:fldChar w:fldCharType="separate"/>
@@ -11771,8 +11747,8 @@
           <w:numId w:val="169"/>
         </w:numPr>
       </w:pPr>
-      <w:bookmarkStart w:id="175" w:name="_Tocd19e4164"/>
-      <w:bookmarkStart w:id="174" w:name="_Refd19e4164"/>
+      <w:bookmarkStart w:id="175" w:name="_Tocd19e4144"/>
+      <w:bookmarkStart w:id="174" w:name="_Refd19e4144"/>
       <w:r>
         <w:t/>
       </w:r>
@@ -11946,8 +11922,8 @@
           <w:numId w:val="170"/>
         </w:numPr>
       </w:pPr>
-      <w:bookmarkStart w:id="177" w:name="_Tocd19e4221"/>
-      <w:bookmarkStart w:id="176" w:name="_Refd19e4221"/>
+      <w:bookmarkStart w:id="177" w:name="_Tocd19e4201"/>
+      <w:bookmarkStart w:id="176" w:name="_Refd19e4201"/>
       <w:r>
         <w:t/>
       </w:r>
@@ -12035,8 +12011,8 @@
           <w:numId w:val="171"/>
         </w:numPr>
       </w:pPr>
-      <w:bookmarkStart w:id="179" w:name="_Tocd19e4254"/>
-      <w:bookmarkStart w:id="178" w:name="_Refd19e4254"/>
+      <w:bookmarkStart w:id="179" w:name="_Tocd19e4234"/>
+      <w:bookmarkStart w:id="178" w:name="_Refd19e4234"/>
       <w:r>
         <w:t/>
       </w:r>
@@ -12065,8 +12041,8 @@
           <w:numId w:val="172"/>
         </w:numPr>
       </w:pPr>
-      <w:bookmarkStart w:id="181" w:name="_Tocd19e4265"/>
-      <w:bookmarkStart w:id="180" w:name="_Refd19e4265"/>
+      <w:bookmarkStart w:id="181" w:name="_Tocd19e4245"/>
+      <w:bookmarkStart w:id="180" w:name="_Refd19e4245"/>
       <w:r>
         <w:t/>
       </w:r>
@@ -12178,9 +12154,9 @@
       <w:pPr>
         <w:pStyle w:val="Heading4"/>
       </w:pPr>
-      <w:bookmarkStart w:id="182" w:name="_Numd19e4309"/>
-      <w:bookmarkStart w:id="183" w:name="_Refd19e4309"/>
-      <w:bookmarkStart w:id="184" w:name="_Tocd19e4309"/>
+      <w:bookmarkStart w:id="182" w:name="_Numd19e4289"/>
+      <w:bookmarkStart w:id="183" w:name="_Refd19e4289"/>
+      <w:bookmarkStart w:id="184" w:name="_Tocd19e4289"/>
       <w:r>
         <w:t/>
       </w:r>
@@ -12207,9 +12183,9 @@
       <w:pPr>
         <w:pStyle w:val="Heading4"/>
       </w:pPr>
-      <w:bookmarkStart w:id="185" w:name="_Numd19e4327"/>
-      <w:bookmarkStart w:id="186" w:name="_Refd19e4327"/>
-      <w:bookmarkStart w:id="187" w:name="_Tocd19e4327"/>
+      <w:bookmarkStart w:id="185" w:name="_Numd19e4307"/>
+      <w:bookmarkStart w:id="186" w:name="_Refd19e4307"/>
+      <w:bookmarkStart w:id="187" w:name="_Tocd19e4307"/>
       <w:r>
         <w:t/>
       </w:r>
@@ -12232,8 +12208,8 @@
           <w:numId w:val="173"/>
         </w:numPr>
       </w:pPr>
-      <w:bookmarkStart w:id="189" w:name="_Tocd19e4336"/>
-      <w:bookmarkStart w:id="188" w:name="_Refd19e4336"/>
+      <w:bookmarkStart w:id="189" w:name="_Tocd19e4316"/>
+      <w:bookmarkStart w:id="188" w:name="_Refd19e4316"/>
       <w:r>
         <w:t/>
       </w:r>
@@ -12273,8 +12249,8 @@
           <w:numId w:val="174"/>
         </w:numPr>
       </w:pPr>
-      <w:bookmarkStart w:id="191" w:name="_Tocd19e4352"/>
-      <w:bookmarkStart w:id="190" w:name="_Refd19e4352"/>
+      <w:bookmarkStart w:id="191" w:name="_Tocd19e4332"/>
+      <w:bookmarkStart w:id="190" w:name="_Refd19e4332"/>
       <w:r>
         <w:t/>
       </w:r>
@@ -12294,8 +12270,8 @@
           <w:numId w:val="175"/>
         </w:numPr>
       </w:pPr>
-      <w:bookmarkStart w:id="193" w:name="_Tocd19e4360"/>
-      <w:bookmarkStart w:id="192" w:name="_Refd19e4360"/>
+      <w:bookmarkStart w:id="193" w:name="_Tocd19e4340"/>
+      <w:bookmarkStart w:id="192" w:name="_Refd19e4340"/>
       <w:r>
         <w:t/>
       </w:r>
@@ -12373,8 +12349,8 @@
           <w:numId w:val="176"/>
         </w:numPr>
       </w:pPr>
-      <w:bookmarkStart w:id="195" w:name="_Tocd19e4391"/>
-      <w:bookmarkStart w:id="194" w:name="_Refd19e4391"/>
+      <w:bookmarkStart w:id="195" w:name="_Tocd19e4371"/>
+      <w:bookmarkStart w:id="194" w:name="_Refd19e4371"/>
       <w:r>
         <w:t/>
       </w:r>
@@ -12394,7 +12370,7 @@
         <w:rPr>
           <w:color w:val="0000FF"/>
         </w:rPr>
-        <w:instrText xml:space="preserve"> REF _Numd19e2857 \h </w:instrText>
+        <w:instrText xml:space="preserve"> REF _Numd19e2852 \h </w:instrText>
       </w:r>
       <w:r>
         <w:fldChar w:fldCharType="separate"/>
@@ -12427,7 +12403,7 @@
         <w:rPr>
           <w:color w:val="0000FF"/>
         </w:rPr>
-        <w:instrText xml:space="preserve"> REF _Numd19e3135 \h </w:instrText>
+        <w:instrText xml:space="preserve"> REF _Numd19e3130 \h </w:instrText>
       </w:r>
       <w:r>
         <w:fldChar w:fldCharType="separate"/>
@@ -12460,7 +12436,7 @@
         <w:rPr>
           <w:color w:val="0000FF"/>
         </w:rPr>
-        <w:instrText xml:space="preserve"> REF _Numd19e3450 \h </w:instrText>
+        <w:instrText xml:space="preserve"> REF _Numd19e3445 \h </w:instrText>
       </w:r>
       <w:r>
         <w:fldChar w:fldCharType="separate"/>
@@ -12609,9 +12585,9 @@
       <w:pPr>
         <w:pStyle w:val="Heading4"/>
       </w:pPr>
-      <w:bookmarkStart w:id="196" w:name="_Numd19e4466"/>
-      <w:bookmarkStart w:id="197" w:name="_Refd19e4466"/>
-      <w:bookmarkStart w:id="198" w:name="_Tocd19e4466"/>
+      <w:bookmarkStart w:id="196" w:name="_Numd19e4446"/>
+      <w:bookmarkStart w:id="197" w:name="_Refd19e4446"/>
+      <w:bookmarkStart w:id="198" w:name="_Tocd19e4446"/>
       <w:r>
         <w:t/>
       </w:r>
@@ -12651,8 +12627,8 @@
           <w:numId w:val="177"/>
         </w:numPr>
       </w:pPr>
-      <w:bookmarkStart w:id="200" w:name="_Tocd19e4481"/>
-      <w:bookmarkStart w:id="199" w:name="_Refd19e4481"/>
+      <w:bookmarkStart w:id="200" w:name="_Tocd19e4461"/>
+      <w:bookmarkStart w:id="199" w:name="_Refd19e4461"/>
       <w:r>
         <w:t/>
       </w:r>
@@ -12672,8 +12648,8 @@
           <w:numId w:val="178"/>
         </w:numPr>
       </w:pPr>
-      <w:bookmarkStart w:id="202" w:name="_Tocd19e4489"/>
-      <w:bookmarkStart w:id="201" w:name="_Refd19e4489"/>
+      <w:bookmarkStart w:id="202" w:name="_Tocd19e4469"/>
+      <w:bookmarkStart w:id="201" w:name="_Refd19e4469"/>
       <w:r>
         <w:t/>
       </w:r>
@@ -12693,8 +12669,8 @@
           <w:numId w:val="179"/>
         </w:numPr>
       </w:pPr>
-      <w:bookmarkStart w:id="204" w:name="_Tocd19e4497"/>
-      <w:bookmarkStart w:id="203" w:name="_Refd19e4497"/>
+      <w:bookmarkStart w:id="204" w:name="_Tocd19e4477"/>
+      <w:bookmarkStart w:id="203" w:name="_Refd19e4477"/>
       <w:r>
         <w:t/>
       </w:r>
@@ -12714,7 +12690,7 @@
         <w:rPr>
           <w:color w:val="0000FF"/>
         </w:rPr>
-        <w:instrText xml:space="preserve"> REF _Numd19e3135 \h </w:instrText>
+        <w:instrText xml:space="preserve"> REF _Numd19e3130 \h </w:instrText>
       </w:r>
       <w:r>
         <w:fldChar w:fldCharType="separate"/>
@@ -12747,7 +12723,7 @@
         <w:rPr>
           <w:color w:val="0000FF"/>
         </w:rPr>
-        <w:instrText xml:space="preserve"> REF _Numd19e3450 \h </w:instrText>
+        <w:instrText xml:space="preserve"> REF _Numd19e3445 \h </w:instrText>
       </w:r>
       <w:r>
         <w:fldChar w:fldCharType="separate"/>
@@ -12780,8 +12756,8 @@
           <w:numId w:val="180"/>
         </w:numPr>
       </w:pPr>
-      <w:bookmarkStart w:id="206" w:name="_Tocd19e4513"/>
-      <w:bookmarkStart w:id="205" w:name="_Refd19e4513"/>
+      <w:bookmarkStart w:id="206" w:name="_Tocd19e4493"/>
+      <w:bookmarkStart w:id="205" w:name="_Refd19e4493"/>
       <w:r>
         <w:t/>
       </w:r>
@@ -12860,7 +12836,7 @@
         <w:rPr>
           <w:color w:val="0000FF"/>
         </w:rPr>
-        <w:instrText xml:space="preserve"> REF _Numd19e4466 \h </w:instrText>
+        <w:instrText xml:space="preserve"> REF _Numd19e4446 \h </w:instrText>
       </w:r>
       <w:r>
         <w:fldChar w:fldCharType="separate"/>
@@ -12914,8 +12890,8 @@
           <w:numId w:val="181"/>
         </w:numPr>
       </w:pPr>
-      <w:bookmarkStart w:id="208" w:name="_Tocd19e4555"/>
-      <w:bookmarkStart w:id="207" w:name="_Refd19e4555"/>
+      <w:bookmarkStart w:id="208" w:name="_Tocd19e4535"/>
+      <w:bookmarkStart w:id="207" w:name="_Refd19e4535"/>
       <w:r>
         <w:t/>
       </w:r>
@@ -12935,8 +12911,8 @@
           <w:numId w:val="182"/>
         </w:numPr>
       </w:pPr>
-      <w:bookmarkStart w:id="210" w:name="_Tocd19e4563"/>
-      <w:bookmarkStart w:id="209" w:name="_Refd19e4563"/>
+      <w:bookmarkStart w:id="210" w:name="_Tocd19e4543"/>
+      <w:bookmarkStart w:id="209" w:name="_Refd19e4543"/>
       <w:r>
         <w:t/>
       </w:r>
@@ -12984,8 +12960,8 @@
           <w:numId w:val="183"/>
         </w:numPr>
       </w:pPr>
-      <w:bookmarkStart w:id="212" w:name="_Tocd19e4582"/>
-      <w:bookmarkStart w:id="211" w:name="_Refd19e4582"/>
+      <w:bookmarkStart w:id="212" w:name="_Tocd19e4562"/>
+      <w:bookmarkStart w:id="211" w:name="_Refd19e4562"/>
       <w:r>
         <w:t/>
       </w:r>
@@ -13176,8 +13152,8 @@
           <w:numId w:val="184"/>
         </w:numPr>
       </w:pPr>
-      <w:bookmarkStart w:id="214" w:name="_Tocd19e4654"/>
-      <w:bookmarkStart w:id="213" w:name="_Refd19e4654"/>
+      <w:bookmarkStart w:id="214" w:name="_Tocd19e4634"/>
+      <w:bookmarkStart w:id="213" w:name="_Refd19e4634"/>
       <w:r>
         <w:t/>
       </w:r>
@@ -13225,8 +13201,8 @@
           <w:numId w:val="185"/>
         </w:numPr>
       </w:pPr>
-      <w:bookmarkStart w:id="216" w:name="_Tocd19e4672"/>
-      <w:bookmarkStart w:id="215" w:name="_Refd19e4672"/>
+      <w:bookmarkStart w:id="216" w:name="_Tocd19e4652"/>
+      <w:bookmarkStart w:id="215" w:name="_Refd19e4652"/>
       <w:r>
         <w:t/>
       </w:r>
@@ -13314,8 +13290,8 @@
           <w:numId w:val="186"/>
         </w:numPr>
       </w:pPr>
-      <w:bookmarkStart w:id="218" w:name="_Tocd19e4705"/>
-      <w:bookmarkStart w:id="217" w:name="_Refd19e4705"/>
+      <w:bookmarkStart w:id="218" w:name="_Tocd19e4685"/>
+      <w:bookmarkStart w:id="217" w:name="_Refd19e4685"/>
       <w:r>
         <w:t/>
       </w:r>
@@ -13346,8 +13322,8 @@
           <w:numId w:val="187"/>
         </w:numPr>
       </w:pPr>
-      <w:bookmarkStart w:id="220" w:name="_Tocd19e4717"/>
-      <w:bookmarkStart w:id="219" w:name="_Refd19e4717"/>
+      <w:bookmarkStart w:id="220" w:name="_Tocd19e4697"/>
+      <w:bookmarkStart w:id="219" w:name="_Refd19e4697"/>
       <w:r>
         <w:t/>
       </w:r>
@@ -13426,8 +13402,8 @@
           <w:numId w:val="188"/>
         </w:numPr>
       </w:pPr>
-      <w:bookmarkStart w:id="222" w:name="_Tocd19e4747"/>
-      <w:bookmarkStart w:id="221" w:name="_Refd19e4747"/>
+      <w:bookmarkStart w:id="222" w:name="_Tocd19e4727"/>
+      <w:bookmarkStart w:id="221" w:name="_Refd19e4727"/>
       <w:r>
         <w:t/>
       </w:r>
@@ -13547,8 +13523,8 @@
           <w:numId w:val="189"/>
         </w:numPr>
       </w:pPr>
-      <w:bookmarkStart w:id="224" w:name="_Tocd19e4792"/>
-      <w:bookmarkStart w:id="223" w:name="_Refd19e4792"/>
+      <w:bookmarkStart w:id="224" w:name="_Tocd19e4772"/>
+      <w:bookmarkStart w:id="223" w:name="_Refd19e4772"/>
       <w:r>
         <w:t/>
       </w:r>
@@ -13620,8 +13596,8 @@
           <w:numId w:val="190"/>
         </w:numPr>
       </w:pPr>
-      <w:bookmarkStart w:id="226" w:name="_Tocd19e4811"/>
-      <w:bookmarkStart w:id="225" w:name="_Refd19e4811"/>
+      <w:bookmarkStart w:id="226" w:name="_Tocd19e4791"/>
+      <w:bookmarkStart w:id="225" w:name="_Refd19e4791"/>
       <w:r>
         <w:t/>
       </w:r>
@@ -13698,7 +13674,7 @@
         <w:rPr>
           <w:color w:val="0000FF"/>
         </w:rPr>
-        <w:instrText xml:space="preserve"> REF _Numd19e4466 \h </w:instrText>
+        <w:instrText xml:space="preserve"> REF _Numd19e4446 \h </w:instrText>
       </w:r>
       <w:r>
         <w:fldChar w:fldCharType="separate"/>
@@ -13906,7 +13882,7 @@
         <w:rPr>
           <w:color w:val="0000FF"/>
         </w:rPr>
-        <w:instrText xml:space="preserve"> REF _Numd19e4466 \h </w:instrText>
+        <w:instrText xml:space="preserve"> REF _Numd19e4446 \h </w:instrText>
       </w:r>
       <w:r>
         <w:fldChar w:fldCharType="separate"/>
@@ -13953,9 +13929,6 @@
         <w:t xml:space="preserve"> </w:t>
       </w:r>
       <w:r>
-        <w:t xml:space="preserve"> </w:t>
-      </w:r>
-      <w:r>
         <w:rPr>
           <w:i/>
         </w:rPr>
@@ -13963,9 +13936,6 @@
       </w:r>
       <w:r>
         <w:t>.</w:t>
-      </w:r>
-      <w:r>
-        <w:t/>
       </w:r>
     </w:p>
     <w:p xmlns:tce="http://www.TCE.com">
@@ -13977,8 +13947,8 @@
           <w:numId w:val="191"/>
         </w:numPr>
       </w:pPr>
-      <w:bookmarkStart w:id="228" w:name="_Tocd19e4922"/>
-      <w:bookmarkStart w:id="227" w:name="_Refd19e4922"/>
+      <w:bookmarkStart w:id="228" w:name="_Tocd19e4897"/>
+      <w:bookmarkStart w:id="227" w:name="_Refd19e4897"/>
       <w:r>
         <w:t/>
       </w:r>
@@ -13986,13 +13956,7 @@
         <w:t>(1)</w:t>
       </w:r>
       <w:r>
-        <w:t xml:space="preserve"> </w:t>
-      </w:r>
-      <w:r>
-        <w:t>For a proposed order or BPA with an estimated value exceeding the simplified acquisition threshold, but not exceeding $900,000, the ordering activity contracting officer's certification that the justification is accurate and complete to the best of the ordering activity contracting officer's knowledge and belief will serve as approval, unless a higher approval level is established in accordance with agency procedures.</w:t>
-      </w:r>
-      <w:r>
-        <w:t/>
+        <w:t xml:space="preserve"> For a proposed order or BPA with an estimated value exceeding the simplified acquisition threshold, but not exceeding $900,000, the ordering activity contracting officer's certification that the justification is accurate and complete to the best of the ordering activity contracting officer's knowledge and belief will serve as approval, unless a higher approval level is established in accordance with agency procedures.</w:t>
       </w:r>
     </w:p>
     <w:p xmlns:tce="http://www.TCE.com">
@@ -14011,13 +13975,7 @@
         <w:t>(2)</w:t>
       </w:r>
       <w:r>
-        <w:t xml:space="preserve"> </w:t>
-      </w:r>
-      <w:r>
-        <w:t>For a proposed order or BPA with an estimated value exceeding $900,000, but not exceeding $20 million, the justification must be approved by the advocate for competition of the activity placing the order, or by an official named in paragraph (d)(3) or (4) of this section. This authority is not delegable.</w:t>
-      </w:r>
-      <w:r>
-        <w:t/>
+        <w:t xml:space="preserve"> For a proposed order or BPA with an estimated value exceeding $900,000, but not exceeding $20 million, the justification must be approved by the advocate for competition of the activity placing the order, or by an official named in paragraph (d)(3) or (4) of this section. This authority is not delegable.</w:t>
       </w:r>
     </w:p>
     <w:p xmlns:tce="http://www.TCE.com">
@@ -14036,13 +13994,7 @@
         <w:t>(3)</w:t>
       </w:r>
       <w:r>
-        <w:t xml:space="preserve"> </w:t>
-      </w:r>
-      <w:r>
-        <w:t>For a proposed order or BPA with an estimated value exceeding $20 million, but not exceeding $90 million (or, for DoD, NASA, and the Coast Guard, not exceeding $150 million), the justification must be approved by—</w:t>
-      </w:r>
-      <w:r>
-        <w:t/>
+        <w:t xml:space="preserve"> For a proposed order or BPA with an estimated value exceeding $20 million, but not exceeding $90 million (or, for DoD, NASA, and the Coast Guard, not exceeding $150 million), the justification must be approved by—</w:t>
       </w:r>
     </w:p>
     <w:p xmlns:tce="http://www.TCE.com">
@@ -14054,8 +14006,8 @@
           <w:numId w:val="192"/>
         </w:numPr>
       </w:pPr>
-      <w:bookmarkStart w:id="230" w:name="_Tocd19e4953"/>
-      <w:bookmarkStart w:id="229" w:name="_Refd19e4953"/>
+      <w:bookmarkStart w:id="230" w:name="_Tocd19e4919"/>
+      <w:bookmarkStart w:id="229" w:name="_Refd19e4919"/>
       <w:r>
         <w:t/>
       </w:r>
@@ -14063,13 +14015,7 @@
         <w:t>(i)</w:t>
       </w:r>
       <w:r>
-        <w:t xml:space="preserve"> </w:t>
-      </w:r>
-      <w:r>
-        <w:t>The head of the procuring activity placing the order;</w:t>
-      </w:r>
-      <w:r>
-        <w:t/>
+        <w:t xml:space="preserve"> The head of the procuring activity placing the order;</w:t>
       </w:r>
     </w:p>
     <w:p xmlns:tce="http://www.TCE.com">
@@ -14088,13 +14034,7 @@
         <w:t>(ii)</w:t>
       </w:r>
       <w:r>
-        <w:t xml:space="preserve"> </w:t>
-      </w:r>
-      <w:r>
-        <w:t>A designee who—</w:t>
-      </w:r>
-      <w:r>
-        <w:t/>
+        <w:t xml:space="preserve"> A designee who—</w:t>
       </w:r>
     </w:p>
     <w:p xmlns:tce="http://www.TCE.com">
@@ -14106,8 +14046,8 @@
           <w:numId w:val="193"/>
         </w:numPr>
       </w:pPr>
-      <w:bookmarkStart w:id="232" w:name="_Tocd19e4974"/>
-      <w:bookmarkStart w:id="231" w:name="_Refd19e4974"/>
+      <w:bookmarkStart w:id="232" w:name="_Tocd19e4934"/>
+      <w:bookmarkStart w:id="231" w:name="_Refd19e4934"/>
       <w:r>
         <w:t/>
       </w:r>
@@ -14115,13 +14055,7 @@
         <w:t>(A)</w:t>
       </w:r>
       <w:r>
-        <w:t xml:space="preserve"> </w:t>
-      </w:r>
-      <w:r>
-        <w:t>If a member of the armed forces, is a general or flag officer; or</w:t>
-      </w:r>
-      <w:r>
-        <w:t/>
+        <w:t xml:space="preserve"> If a member of the armed forces, is a general or flag officer; or</w:t>
       </w:r>
     </w:p>
     <w:p xmlns:tce="http://www.TCE.com">
@@ -14140,13 +14074,7 @@
         <w:t>(B)</w:t>
       </w:r>
       <w:r>
-        <w:t xml:space="preserve"> </w:t>
-      </w:r>
-      <w:r>
-        <w:t>If a civilian, is serving in a position in a grade above GS-15 under the General Schedule (or in a comparable or higher position under another schedule); or</w:t>
-      </w:r>
-      <w:r>
-        <w:t/>
+        <w:t xml:space="preserve"> If a civilian, is serving in a position in a grade above GS-15 under the General Schedule (or in a comparable or higher position under another schedule); or</w:t>
       </w:r>
       <w:bookmarkEnd w:id="231"/>
       <w:bookmarkEnd w:id="232"/>
@@ -14167,13 +14095,7 @@
         <w:t>(iii)</w:t>
       </w:r>
       <w:r>
-        <w:t xml:space="preserve"> </w:t>
-      </w:r>
-      <w:r>
-        <w:t>An official named in paragraph (d)(4) of this section.</w:t>
-      </w:r>
-      <w:r>
-        <w:t/>
+        <w:t xml:space="preserve"> An official named in paragraph (d)(4) of this section.</w:t>
       </w:r>
       <w:bookmarkEnd w:id="229"/>
       <w:bookmarkEnd w:id="230"/>
@@ -14194,13 +14116,7 @@
         <w:t>(4)</w:t>
       </w:r>
       <w:r>
-        <w:t xml:space="preserve"> </w:t>
-      </w:r>
-      <w:r>
-        <w:t>For a proposed order or BPA with an estimated value exceeding $90 million (or, for DoD, NASA, and the Coast Guard, over $150 million), the justification must be approved by the senior procurement executive of the agency placing the order. This authority is not delegable, except in the case of the Under Secretary of Defense for Acquisition and Sustainment, acting as the senior procurement executive for the Department of Defense.</w:t>
-      </w:r>
-      <w:r>
-        <w:t/>
+        <w:t xml:space="preserve"> For a proposed order or BPA with an estimated value exceeding $90 million (or, for DoD, NASA, and the Coast Guard, over $150 million), the justification must be approved by the senior procurement executive of the agency placing the order. This authority is not delegable, except in the case of the Under Secretary of Defense for Acquisition and Sustainment, acting as the senior procurement executive for the Department of Defense.</w:t>
       </w:r>
       <w:bookmarkEnd w:id="227"/>
       <w:bookmarkEnd w:id="228"/>
@@ -14212,9 +14128,9 @@
       <w:pPr>
         <w:pStyle w:val="Heading4"/>
       </w:pPr>
-      <w:bookmarkStart w:id="233" w:name="_Numd19e5026"/>
-      <w:bookmarkStart w:id="234" w:name="_Refd19e5026"/>
-      <w:bookmarkStart w:id="235" w:name="_Tocd19e5026"/>
+      <w:bookmarkStart w:id="233" w:name="_Numd19e4974"/>
+      <w:bookmarkStart w:id="234" w:name="_Refd19e4974"/>
+      <w:bookmarkStart w:id="235" w:name="_Tocd19e4974"/>
       <w:r>
         <w:t/>
       </w:r>
@@ -14250,9 +14166,9 @@
       <w:pPr>
         <w:pStyle w:val="Heading3"/>
       </w:pPr>
-      <w:bookmarkStart w:id="236" w:name="_Numd19e5050"/>
-      <w:bookmarkStart w:id="237" w:name="_Refd19e5050"/>
-      <w:bookmarkStart w:id="238" w:name="_Tocd19e5050"/>
+      <w:bookmarkStart w:id="236" w:name="_Numd19e4998"/>
+      <w:bookmarkStart w:id="237" w:name="_Refd19e4998"/>
+      <w:bookmarkStart w:id="238" w:name="_Tocd19e4998"/>
       <w:r>
         <w:t/>
       </w:r>
@@ -14271,9 +14187,9 @@
       <w:pPr>
         <w:pStyle w:val="Heading4"/>
       </w:pPr>
-      <w:bookmarkStart w:id="239" w:name="_Numd19e5063"/>
-      <w:bookmarkStart w:id="240" w:name="_Refd19e5063"/>
-      <w:bookmarkStart w:id="241" w:name="_Tocd19e5063"/>
+      <w:bookmarkStart w:id="239" w:name="_Numd19e5011"/>
+      <w:bookmarkStart w:id="240" w:name="_Refd19e5011"/>
+      <w:bookmarkStart w:id="241" w:name="_Tocd19e5011"/>
       <w:r>
         <w:t/>
       </w:r>
@@ -14296,8 +14212,8 @@
           <w:numId w:val="194"/>
         </w:numPr>
       </w:pPr>
-      <w:bookmarkStart w:id="243" w:name="_Tocd19e5072"/>
-      <w:bookmarkStart w:id="242" w:name="_Refd19e5072"/>
+      <w:bookmarkStart w:id="243" w:name="_Tocd19e5020"/>
+      <w:bookmarkStart w:id="242" w:name="_Refd19e5020"/>
       <w:r>
         <w:t/>
       </w:r>
@@ -14317,8 +14233,8 @@
           <w:numId w:val="195"/>
         </w:numPr>
       </w:pPr>
-      <w:bookmarkStart w:id="245" w:name="_Tocd19e5080"/>
-      <w:bookmarkStart w:id="244" w:name="_Refd19e5080"/>
+      <w:bookmarkStart w:id="245" w:name="_Tocd19e5028"/>
+      <w:bookmarkStart w:id="244" w:name="_Refd19e5028"/>
       <w:r>
         <w:t/>
       </w:r>
@@ -14479,8 +14395,8 @@
           <w:numId w:val="196"/>
         </w:numPr>
       </w:pPr>
-      <w:bookmarkStart w:id="247" w:name="_Tocd19e5132"/>
-      <w:bookmarkStart w:id="246" w:name="_Refd19e5132"/>
+      <w:bookmarkStart w:id="247" w:name="_Tocd19e5080"/>
+      <w:bookmarkStart w:id="246" w:name="_Refd19e5080"/>
       <w:r>
         <w:t/>
       </w:r>
@@ -14822,9 +14738,9 @@
       <w:pPr>
         <w:pStyle w:val="Heading4"/>
       </w:pPr>
-      <w:bookmarkStart w:id="248" w:name="_Numd19e5270"/>
-      <w:bookmarkStart w:id="249" w:name="_Refd19e5270"/>
-      <w:bookmarkStart w:id="250" w:name="_Tocd19e5270"/>
+      <w:bookmarkStart w:id="248" w:name="_Numd19e5218"/>
+      <w:bookmarkStart w:id="249" w:name="_Refd19e5218"/>
+      <w:bookmarkStart w:id="250" w:name="_Tocd19e5218"/>
       <w:r>
         <w:t/>
       </w:r>
@@ -14847,8 +14763,8 @@
           <w:numId w:val="197"/>
         </w:numPr>
       </w:pPr>
-      <w:bookmarkStart w:id="252" w:name="_Tocd19e5279"/>
-      <w:bookmarkStart w:id="251" w:name="_Refd19e5279"/>
+      <w:bookmarkStart w:id="252" w:name="_Tocd19e5227"/>
+      <w:bookmarkStart w:id="251" w:name="_Refd19e5227"/>
       <w:r>
         <w:t/>
       </w:r>
@@ -14868,8 +14784,8 @@
           <w:numId w:val="198"/>
         </w:numPr>
       </w:pPr>
-      <w:bookmarkStart w:id="254" w:name="_Tocd19e5287"/>
-      <w:bookmarkStart w:id="253" w:name="_Refd19e5287"/>
+      <w:bookmarkStart w:id="254" w:name="_Tocd19e5235"/>
+      <w:bookmarkStart w:id="253" w:name="_Refd19e5235"/>
       <w:r>
         <w:t/>
       </w:r>
@@ -14889,8 +14805,8 @@
           <w:numId w:val="199"/>
         </w:numPr>
       </w:pPr>
-      <w:bookmarkStart w:id="256" w:name="_Tocd19e5295"/>
-      <w:bookmarkStart w:id="255" w:name="_Refd19e5295"/>
+      <w:bookmarkStart w:id="256" w:name="_Tocd19e5243"/>
+      <w:bookmarkStart w:id="255" w:name="_Refd19e5243"/>
       <w:r>
         <w:t/>
       </w:r>
@@ -15016,9 +14932,9 @@
       <w:pPr>
         <w:pStyle w:val="Heading4"/>
       </w:pPr>
-      <w:bookmarkStart w:id="257" w:name="_Numd19e5351"/>
-      <w:bookmarkStart w:id="258" w:name="_Refd19e5351"/>
-      <w:bookmarkStart w:id="259" w:name="_Tocd19e5351"/>
+      <w:bookmarkStart w:id="257" w:name="_Numd19e5299"/>
+      <w:bookmarkStart w:id="258" w:name="_Refd19e5299"/>
+      <w:bookmarkStart w:id="259" w:name="_Tocd19e5299"/>
       <w:r>
         <w:t/>
       </w:r>
@@ -15041,8 +14957,8 @@
           <w:numId w:val="200"/>
         </w:numPr>
       </w:pPr>
-      <w:bookmarkStart w:id="261" w:name="_Tocd19e5360"/>
-      <w:bookmarkStart w:id="260" w:name="_Refd19e5360"/>
+      <w:bookmarkStart w:id="261" w:name="_Tocd19e5308"/>
+      <w:bookmarkStart w:id="260" w:name="_Refd19e5308"/>
       <w:r>
         <w:t/>
       </w:r>
@@ -15081,7 +14997,7 @@
         <w:rPr>
           <w:color w:val="0000FF"/>
         </w:rPr>
-        <w:instrText xml:space="preserve"> REF _Numd19e5388 \h </w:instrText>
+        <w:instrText xml:space="preserve"> REF _Numd19e5336 \h </w:instrText>
       </w:r>
       <w:r>
         <w:fldChar w:fldCharType="separate"/>
@@ -15112,9 +15028,9 @@
       <w:pPr>
         <w:pStyle w:val="Heading4"/>
       </w:pPr>
-      <w:bookmarkStart w:id="262" w:name="_Numd19e5388"/>
-      <w:bookmarkStart w:id="263" w:name="_Refd19e5388"/>
-      <w:bookmarkStart w:id="264" w:name="_Tocd19e5388"/>
+      <w:bookmarkStart w:id="262" w:name="_Numd19e5336"/>
+      <w:bookmarkStart w:id="263" w:name="_Refd19e5336"/>
+      <w:bookmarkStart w:id="264" w:name="_Tocd19e5336"/>
       <w:r>
         <w:t/>
       </w:r>
@@ -15137,8 +15053,8 @@
           <w:numId w:val="201"/>
         </w:numPr>
       </w:pPr>
-      <w:bookmarkStart w:id="266" w:name="_Tocd19e5397"/>
-      <w:bookmarkStart w:id="265" w:name="_Refd19e5397"/>
+      <w:bookmarkStart w:id="266" w:name="_Tocd19e5345"/>
+      <w:bookmarkStart w:id="265" w:name="_Refd19e5345"/>
       <w:r>
         <w:t/>
       </w:r>
@@ -15158,8 +15074,8 @@
           <w:numId w:val="202"/>
         </w:numPr>
       </w:pPr>
-      <w:bookmarkStart w:id="268" w:name="_Tocd19e5405"/>
-      <w:bookmarkStart w:id="267" w:name="_Refd19e5405"/>
+      <w:bookmarkStart w:id="268" w:name="_Tocd19e5353"/>
+      <w:bookmarkStart w:id="267" w:name="_Refd19e5353"/>
       <w:r>
         <w:t/>
       </w:r>
@@ -15228,7 +15144,7 @@
         <w:rPr>
           <w:color w:val="0000FF"/>
         </w:rPr>
-        <w:instrText xml:space="preserve"> REF _Numd19e5648 \h </w:instrText>
+        <w:instrText xml:space="preserve"> REF _Numd19e5596 \h </w:instrText>
       </w:r>
       <w:r>
         <w:fldChar w:fldCharType="separate"/>
@@ -15280,8 +15196,8 @@
           <w:numId w:val="203"/>
         </w:numPr>
       </w:pPr>
-      <w:bookmarkStart w:id="270" w:name="_Tocd19e5443"/>
-      <w:bookmarkStart w:id="269" w:name="_Refd19e5443"/>
+      <w:bookmarkStart w:id="270" w:name="_Tocd19e5391"/>
+      <w:bookmarkStart w:id="269" w:name="_Refd19e5391"/>
       <w:r>
         <w:t/>
       </w:r>
@@ -15376,8 +15292,8 @@
           <w:numId w:val="204"/>
         </w:numPr>
       </w:pPr>
-      <w:bookmarkStart w:id="272" w:name="_Tocd19e5476"/>
-      <w:bookmarkStart w:id="271" w:name="_Refd19e5476"/>
+      <w:bookmarkStart w:id="272" w:name="_Tocd19e5424"/>
+      <w:bookmarkStart w:id="271" w:name="_Refd19e5424"/>
       <w:r>
         <w:t/>
       </w:r>
@@ -15397,8 +15313,8 @@
           <w:numId w:val="205"/>
         </w:numPr>
       </w:pPr>
-      <w:bookmarkStart w:id="274" w:name="_Tocd19e5484"/>
-      <w:bookmarkStart w:id="273" w:name="_Refd19e5484"/>
+      <w:bookmarkStart w:id="274" w:name="_Tocd19e5432"/>
+      <w:bookmarkStart w:id="273" w:name="_Refd19e5432"/>
       <w:r>
         <w:t/>
       </w:r>
@@ -15534,8 +15450,8 @@
           <w:numId w:val="206"/>
         </w:numPr>
       </w:pPr>
-      <w:bookmarkStart w:id="276" w:name="_Tocd19e5536"/>
-      <w:bookmarkStart w:id="275" w:name="_Refd19e5536"/>
+      <w:bookmarkStart w:id="276" w:name="_Tocd19e5484"/>
+      <w:bookmarkStart w:id="275" w:name="_Refd19e5484"/>
       <w:r>
         <w:t/>
       </w:r>
@@ -15691,9 +15607,9 @@
       <w:pPr>
         <w:pStyle w:val="Heading4"/>
       </w:pPr>
-      <w:bookmarkStart w:id="277" w:name="_Numd19e5604"/>
-      <w:bookmarkStart w:id="278" w:name="_Refd19e5604"/>
-      <w:bookmarkStart w:id="279" w:name="_Tocd19e5604"/>
+      <w:bookmarkStart w:id="277" w:name="_Numd19e5552"/>
+      <w:bookmarkStart w:id="278" w:name="_Refd19e5552"/>
+      <w:bookmarkStart w:id="279" w:name="_Tocd19e5552"/>
       <w:r>
         <w:t/>
       </w:r>
@@ -15716,8 +15632,8 @@
           <w:numId w:val="207"/>
         </w:numPr>
       </w:pPr>
-      <w:bookmarkStart w:id="281" w:name="_Tocd19e5613"/>
-      <w:bookmarkStart w:id="280" w:name="_Refd19e5613"/>
+      <w:bookmarkStart w:id="281" w:name="_Tocd19e5561"/>
+      <w:bookmarkStart w:id="280" w:name="_Refd19e5561"/>
       <w:r>
         <w:t/>
       </w:r>
@@ -15782,9 +15698,9 @@
       <w:pPr>
         <w:pStyle w:val="Heading4"/>
       </w:pPr>
-      <w:bookmarkStart w:id="282" w:name="_Numd19e5648"/>
-      <w:bookmarkStart w:id="283" w:name="_Refd19e5648"/>
-      <w:bookmarkStart w:id="284" w:name="_Tocd19e5648"/>
+      <w:bookmarkStart w:id="282" w:name="_Numd19e5596"/>
+      <w:bookmarkStart w:id="283" w:name="_Refd19e5596"/>
+      <w:bookmarkStart w:id="284" w:name="_Tocd19e5596"/>
       <w:r>
         <w:t/>
       </w:r>
@@ -15807,8 +15723,8 @@
           <w:numId w:val="208"/>
         </w:numPr>
       </w:pPr>
-      <w:bookmarkStart w:id="286" w:name="_Tocd19e5657"/>
-      <w:bookmarkStart w:id="285" w:name="_Refd19e5657"/>
+      <w:bookmarkStart w:id="286" w:name="_Tocd19e5605"/>
+      <w:bookmarkStart w:id="285" w:name="_Refd19e5605"/>
       <w:r>
         <w:t/>
       </w:r>
@@ -15828,8 +15744,8 @@
           <w:numId w:val="209"/>
         </w:numPr>
       </w:pPr>
-      <w:bookmarkStart w:id="288" w:name="_Tocd19e5665"/>
-      <w:bookmarkStart w:id="287" w:name="_Refd19e5665"/>
+      <w:bookmarkStart w:id="288" w:name="_Tocd19e5613"/>
+      <w:bookmarkStart w:id="287" w:name="_Refd19e5613"/>
       <w:r>
         <w:t/>
       </w:r>
@@ -15849,8 +15765,8 @@
           <w:numId w:val="210"/>
         </w:numPr>
       </w:pPr>
-      <w:bookmarkStart w:id="290" w:name="_Tocd19e5673"/>
-      <w:bookmarkStart w:id="289" w:name="_Refd19e5673"/>
+      <w:bookmarkStart w:id="290" w:name="_Tocd19e5621"/>
+      <w:bookmarkStart w:id="289" w:name="_Refd19e5621"/>
       <w:r>
         <w:t/>
       </w:r>
@@ -16012,9 +15928,9 @@
       <w:pPr>
         <w:pStyle w:val="Heading4"/>
       </w:pPr>
-      <w:bookmarkStart w:id="291" w:name="_Numd19e5743"/>
-      <w:bookmarkStart w:id="292" w:name="_Refd19e5743"/>
-      <w:bookmarkStart w:id="293" w:name="_Tocd19e5743"/>
+      <w:bookmarkStart w:id="291" w:name="_Numd19e5691"/>
+      <w:bookmarkStart w:id="292" w:name="_Refd19e5691"/>
+      <w:bookmarkStart w:id="293" w:name="_Tocd19e5691"/>
       <w:r>
         <w:t/>
       </w:r>
@@ -16050,9 +15966,9 @@
       <w:pPr>
         <w:pStyle w:val="Heading2"/>
       </w:pPr>
-      <w:bookmarkStart w:id="294" w:name="_Numd19e5767"/>
-      <w:bookmarkStart w:id="295" w:name="_Refd19e5767"/>
-      <w:bookmarkStart w:id="296" w:name="_Tocd19e5767"/>
+      <w:bookmarkStart w:id="294" w:name="_Numd19e5715"/>
+      <w:bookmarkStart w:id="295" w:name="_Refd19e5715"/>
+      <w:bookmarkStart w:id="296" w:name="_Tocd19e5715"/>
       <w:r>
         <w:t/>
       </w:r>
@@ -16071,9 +15987,9 @@
       <w:pPr>
         <w:pStyle w:val="Heading2"/>
       </w:pPr>
-      <w:bookmarkStart w:id="297" w:name="_Numd19e5782"/>
-      <w:bookmarkStart w:id="298" w:name="_Refd19e5782"/>
-      <w:bookmarkStart w:id="299" w:name="_Tocd19e5782"/>
+      <w:bookmarkStart w:id="297" w:name="_Numd19e5730"/>
+      <w:bookmarkStart w:id="298" w:name="_Refd19e5730"/>
+      <w:bookmarkStart w:id="299" w:name="_Tocd19e5730"/>
       <w:r>
         <w:t/>
       </w:r>
@@ -16092,9 +16008,9 @@
       <w:pPr>
         <w:pStyle w:val="Heading3"/>
       </w:pPr>
-      <w:bookmarkStart w:id="300" w:name="_Numd19e5795"/>
-      <w:bookmarkStart w:id="301" w:name="_Refd19e5795"/>
-      <w:bookmarkStart w:id="302" w:name="_Tocd19e5795"/>
+      <w:bookmarkStart w:id="300" w:name="_Numd19e5743"/>
+      <w:bookmarkStart w:id="301" w:name="_Refd19e5743"/>
+      <w:bookmarkStart w:id="302" w:name="_Tocd19e5743"/>
       <w:r>
         <w:t/>
       </w:r>
@@ -16117,8 +16033,8 @@
           <w:numId w:val="211"/>
         </w:numPr>
       </w:pPr>
-      <w:bookmarkStart w:id="304" w:name="_Tocd19e5804"/>
-      <w:bookmarkStart w:id="303" w:name="_Refd19e5804"/>
+      <w:bookmarkStart w:id="304" w:name="_Tocd19e5752"/>
+      <w:bookmarkStart w:id="303" w:name="_Refd19e5752"/>
       <w:r>
         <w:t/>
       </w:r>
@@ -16245,9 +16161,9 @@
       <w:pPr>
         <w:pStyle w:val="Heading3"/>
       </w:pPr>
-      <w:bookmarkStart w:id="305" w:name="_Numd19e5861"/>
-      <w:bookmarkStart w:id="306" w:name="_Refd19e5861"/>
-      <w:bookmarkStart w:id="307" w:name="_Tocd19e5861"/>
+      <w:bookmarkStart w:id="305" w:name="_Numd19e5809"/>
+      <w:bookmarkStart w:id="306" w:name="_Refd19e5809"/>
+      <w:bookmarkStart w:id="307" w:name="_Tocd19e5809"/>
       <w:r>
         <w:t/>
       </w:r>
@@ -16270,8 +16186,8 @@
           <w:numId w:val="212"/>
         </w:numPr>
       </w:pPr>
-      <w:bookmarkStart w:id="309" w:name="_Tocd19e5870"/>
-      <w:bookmarkStart w:id="308" w:name="_Refd19e5870"/>
+      <w:bookmarkStart w:id="309" w:name="_Tocd19e5818"/>
+      <w:bookmarkStart w:id="308" w:name="_Refd19e5818"/>
       <w:r>
         <w:t/>
       </w:r>
@@ -16313,8 +16229,8 @@
           <w:numId w:val="213"/>
         </w:numPr>
       </w:pPr>
-      <w:bookmarkStart w:id="311" w:name="_Tocd19e5886"/>
-      <w:bookmarkStart w:id="310" w:name="_Refd19e5886"/>
+      <w:bookmarkStart w:id="311" w:name="_Tocd19e5834"/>
+      <w:bookmarkStart w:id="310" w:name="_Refd19e5834"/>
       <w:r>
         <w:t/>
       </w:r>
@@ -16394,7 +16310,7 @@
         <w:rPr>
           <w:color w:val="0000FF"/>
         </w:rPr>
-        <w:instrText xml:space="preserve"> REF _Numd19e6205 \h </w:instrText>
+        <w:instrText xml:space="preserve"> REF _Numd19e6153 \h </w:instrText>
       </w:r>
       <w:r>
         <w:fldChar w:fldCharType="separate"/>
@@ -16446,8 +16362,8 @@
           <w:numId w:val="214"/>
         </w:numPr>
       </w:pPr>
-      <w:bookmarkStart w:id="313" w:name="_Tocd19e5927"/>
-      <w:bookmarkStart w:id="312" w:name="_Refd19e5927"/>
+      <w:bookmarkStart w:id="313" w:name="_Tocd19e5875"/>
+      <w:bookmarkStart w:id="312" w:name="_Refd19e5875"/>
       <w:r>
         <w:t/>
       </w:r>
@@ -16467,8 +16383,8 @@
           <w:numId w:val="215"/>
         </w:numPr>
       </w:pPr>
-      <w:bookmarkStart w:id="315" w:name="_Tocd19e5935"/>
-      <w:bookmarkStart w:id="314" w:name="_Refd19e5935"/>
+      <w:bookmarkStart w:id="315" w:name="_Tocd19e5883"/>
+      <w:bookmarkStart w:id="314" w:name="_Refd19e5883"/>
       <w:r>
         <w:t/>
       </w:r>
@@ -16573,8 +16489,8 @@
           <w:numId w:val="216"/>
         </w:numPr>
       </w:pPr>
-      <w:bookmarkStart w:id="317" w:name="_Tocd19e5977"/>
-      <w:bookmarkStart w:id="316" w:name="_Refd19e5977"/>
+      <w:bookmarkStart w:id="317" w:name="_Tocd19e5925"/>
+      <w:bookmarkStart w:id="316" w:name="_Refd19e5925"/>
       <w:r>
         <w:t/>
       </w:r>
@@ -16724,8 +16640,8 @@
           <w:numId w:val="217"/>
         </w:numPr>
       </w:pPr>
-      <w:bookmarkStart w:id="319" w:name="_Tocd19e6022"/>
-      <w:bookmarkStart w:id="318" w:name="_Refd19e6022"/>
+      <w:bookmarkStart w:id="319" w:name="_Tocd19e5970"/>
+      <w:bookmarkStart w:id="318" w:name="_Refd19e5970"/>
       <w:r>
         <w:t/>
       </w:r>
@@ -16838,7 +16754,7 @@
         <w:rPr>
           <w:color w:val="0000FF"/>
         </w:rPr>
-        <w:instrText xml:space="preserve"> REF _Numd19e6243 \h </w:instrText>
+        <w:instrText xml:space="preserve"> REF _Numd19e6191 \h </w:instrText>
       </w:r>
       <w:r>
         <w:fldChar w:fldCharType="separate"/>
@@ -16890,7 +16806,7 @@
         <w:rPr>
           <w:color w:val="0000FF"/>
         </w:rPr>
-        <w:instrText xml:space="preserve"> REF _Numd19e6119 \h </w:instrText>
+        <w:instrText xml:space="preserve"> REF _Numd19e6067 \h </w:instrText>
       </w:r>
       <w:r>
         <w:fldChar w:fldCharType="separate"/>
@@ -16923,8 +16839,8 @@
           <w:numId w:val="218"/>
         </w:numPr>
       </w:pPr>
-      <w:bookmarkStart w:id="321" w:name="_Tocd19e6080"/>
-      <w:bookmarkStart w:id="320" w:name="_Refd19e6080"/>
+      <w:bookmarkStart w:id="321" w:name="_Tocd19e6028"/>
+      <w:bookmarkStart w:id="320" w:name="_Refd19e6028"/>
       <w:r>
         <w:t/>
       </w:r>
@@ -16944,7 +16860,7 @@
         <w:rPr>
           <w:color w:val="0000FF"/>
         </w:rPr>
-        <w:instrText xml:space="preserve"> REF _Numd19e6475 \h </w:instrText>
+        <w:instrText xml:space="preserve"> REF _Numd19e6423 \h </w:instrText>
       </w:r>
       <w:r>
         <w:fldChar w:fldCharType="separate"/>
@@ -17026,9 +16942,9 @@
       <w:pPr>
         <w:pStyle w:val="Heading3"/>
       </w:pPr>
-      <w:bookmarkStart w:id="322" w:name="_Numd19e6119"/>
-      <w:bookmarkStart w:id="323" w:name="_Refd19e6119"/>
-      <w:bookmarkStart w:id="324" w:name="_Tocd19e6119"/>
+      <w:bookmarkStart w:id="322" w:name="_Numd19e6067"/>
+      <w:bookmarkStart w:id="323" w:name="_Refd19e6067"/>
+      <w:bookmarkStart w:id="324" w:name="_Tocd19e6067"/>
       <w:r>
         <w:t/>
       </w:r>
@@ -17070,7 +16986,7 @@
         <w:rPr>
           <w:color w:val="0000FF"/>
         </w:rPr>
-        <w:instrText xml:space="preserve"> REF _Numd19e6475 \h </w:instrText>
+        <w:instrText xml:space="preserve"> REF _Numd19e6423 \h </w:instrText>
       </w:r>
       <w:r>
         <w:fldChar w:fldCharType="separate"/>
@@ -17103,8 +17019,8 @@
           <w:numId w:val="219"/>
         </w:numPr>
       </w:pPr>
-      <w:bookmarkStart w:id="326" w:name="_Tocd19e6138"/>
-      <w:bookmarkStart w:id="325" w:name="_Refd19e6138"/>
+      <w:bookmarkStart w:id="326" w:name="_Tocd19e6086"/>
+      <w:bookmarkStart w:id="325" w:name="_Refd19e6086"/>
       <w:r>
         <w:t/>
       </w:r>
@@ -17124,8 +17040,8 @@
           <w:numId w:val="220"/>
         </w:numPr>
       </w:pPr>
-      <w:bookmarkStart w:id="328" w:name="_Tocd19e6146"/>
-      <w:bookmarkStart w:id="327" w:name="_Refd19e6146"/>
+      <w:bookmarkStart w:id="328" w:name="_Tocd19e6094"/>
+      <w:bookmarkStart w:id="327" w:name="_Refd19e6094"/>
       <w:r>
         <w:t/>
       </w:r>
@@ -17215,8 +17131,8 @@
           <w:numId w:val="221"/>
         </w:numPr>
       </w:pPr>
-      <w:bookmarkStart w:id="330" w:name="_Tocd19e6180"/>
-      <w:bookmarkStart w:id="329" w:name="_Refd19e6180"/>
+      <w:bookmarkStart w:id="330" w:name="_Tocd19e6128"/>
+      <w:bookmarkStart w:id="329" w:name="_Refd19e6128"/>
       <w:r>
         <w:t/>
       </w:r>
@@ -17255,9 +17171,9 @@
       <w:pPr>
         <w:pStyle w:val="Heading3"/>
       </w:pPr>
-      <w:bookmarkStart w:id="331" w:name="_Numd19e6205"/>
-      <w:bookmarkStart w:id="332" w:name="_Refd19e6205"/>
-      <w:bookmarkStart w:id="333" w:name="_Tocd19e6205"/>
+      <w:bookmarkStart w:id="331" w:name="_Numd19e6153"/>
+      <w:bookmarkStart w:id="332" w:name="_Refd19e6153"/>
+      <w:bookmarkStart w:id="333" w:name="_Tocd19e6153"/>
       <w:r>
         <w:t/>
       </w:r>
@@ -17288,8 +17204,8 @@
           <w:numId w:val="222"/>
         </w:numPr>
       </w:pPr>
-      <w:bookmarkStart w:id="335" w:name="_Tocd19e6216"/>
-      <w:bookmarkStart w:id="334" w:name="_Refd19e6216"/>
+      <w:bookmarkStart w:id="335" w:name="_Tocd19e6164"/>
+      <w:bookmarkStart w:id="334" w:name="_Refd19e6164"/>
       <w:r>
         <w:t/>
       </w:r>
@@ -17337,9 +17253,9 @@
       <w:pPr>
         <w:pStyle w:val="Heading3"/>
       </w:pPr>
-      <w:bookmarkStart w:id="336" w:name="_Numd19e6243"/>
-      <w:bookmarkStart w:id="337" w:name="_Refd19e6243"/>
-      <w:bookmarkStart w:id="338" w:name="_Tocd19e6243"/>
+      <w:bookmarkStart w:id="336" w:name="_Numd19e6191"/>
+      <w:bookmarkStart w:id="337" w:name="_Refd19e6191"/>
+      <w:bookmarkStart w:id="338" w:name="_Tocd19e6191"/>
       <w:r>
         <w:t/>
       </w:r>
@@ -17370,8 +17286,8 @@
           <w:numId w:val="223"/>
         </w:numPr>
       </w:pPr>
-      <w:bookmarkStart w:id="340" w:name="_Tocd19e6254"/>
-      <w:bookmarkStart w:id="339" w:name="_Refd19e6254"/>
+      <w:bookmarkStart w:id="340" w:name="_Tocd19e6202"/>
+      <w:bookmarkStart w:id="339" w:name="_Refd19e6202"/>
       <w:r>
         <w:t/>
       </w:r>
@@ -17391,8 +17307,8 @@
           <w:numId w:val="224"/>
         </w:numPr>
       </w:pPr>
-      <w:bookmarkStart w:id="342" w:name="_Tocd19e6262"/>
-      <w:bookmarkStart w:id="341" w:name="_Refd19e6262"/>
+      <w:bookmarkStart w:id="342" w:name="_Tocd19e6210"/>
+      <w:bookmarkStart w:id="341" w:name="_Refd19e6210"/>
       <w:r>
         <w:t/>
       </w:r>
@@ -17431,7 +17347,7 @@
         <w:rPr>
           <w:color w:val="0000FF"/>
         </w:rPr>
-        <w:instrText xml:space="preserve"> REF _Numd19e5861 \h </w:instrText>
+        <w:instrText xml:space="preserve"> REF _Numd19e5809 \h </w:instrText>
       </w:r>
       <w:r>
         <w:fldChar w:fldCharType="separate"/>
@@ -17578,9 +17494,9 @@
       <w:pPr>
         <w:pStyle w:val="Heading3"/>
       </w:pPr>
-      <w:bookmarkStart w:id="343" w:name="_Numd19e6334"/>
-      <w:bookmarkStart w:id="344" w:name="_Refd19e6334"/>
-      <w:bookmarkStart w:id="345" w:name="_Tocd19e6334"/>
+      <w:bookmarkStart w:id="343" w:name="_Numd19e6282"/>
+      <w:bookmarkStart w:id="344" w:name="_Refd19e6282"/>
+      <w:bookmarkStart w:id="345" w:name="_Tocd19e6282"/>
       <w:r>
         <w:t/>
       </w:r>
@@ -17620,7 +17536,7 @@
         <w:rPr>
           <w:color w:val="0000FF"/>
         </w:rPr>
-        <w:instrText xml:space="preserve"> REF _Numd19e5861 \h </w:instrText>
+        <w:instrText xml:space="preserve"> REF _Numd19e5809 \h </w:instrText>
       </w:r>
       <w:r>
         <w:fldChar w:fldCharType="separate"/>
@@ -17653,7 +17569,7 @@
         <w:rPr>
           <w:color w:val="0000FF"/>
         </w:rPr>
-        <w:instrText xml:space="preserve"> REF _Numd19e6205 \h </w:instrText>
+        <w:instrText xml:space="preserve"> REF _Numd19e6153 \h </w:instrText>
       </w:r>
       <w:r>
         <w:fldChar w:fldCharType="separate"/>
@@ -17686,7 +17602,7 @@
         <w:rPr>
           <w:color w:val="0000FF"/>
         </w:rPr>
-        <w:instrText xml:space="preserve"> REF _Numd19e6205 \h </w:instrText>
+        <w:instrText xml:space="preserve"> REF _Numd19e6153 \h </w:instrText>
       </w:r>
       <w:r>
         <w:fldChar w:fldCharType="separate"/>
@@ -17715,9 +17631,9 @@
       <w:pPr>
         <w:pStyle w:val="Heading3"/>
       </w:pPr>
-      <w:bookmarkStart w:id="346" w:name="_Numd19e6368"/>
-      <w:bookmarkStart w:id="347" w:name="_Refd19e6368"/>
-      <w:bookmarkStart w:id="348" w:name="_Tocd19e6368"/>
+      <w:bookmarkStart w:id="346" w:name="_Numd19e6316"/>
+      <w:bookmarkStart w:id="347" w:name="_Refd19e6316"/>
+      <w:bookmarkStart w:id="348" w:name="_Tocd19e6316"/>
       <w:r>
         <w:t/>
       </w:r>
@@ -17748,8 +17664,8 @@
           <w:numId w:val="225"/>
         </w:numPr>
       </w:pPr>
-      <w:bookmarkStart w:id="350" w:name="_Tocd19e6379"/>
-      <w:bookmarkStart w:id="349" w:name="_Refd19e6379"/>
+      <w:bookmarkStart w:id="350" w:name="_Tocd19e6327"/>
+      <w:bookmarkStart w:id="349" w:name="_Refd19e6327"/>
       <w:r>
         <w:t/>
       </w:r>
@@ -17805,9 +17721,9 @@
       <w:pPr>
         <w:pStyle w:val="Heading3"/>
       </w:pPr>
-      <w:bookmarkStart w:id="351" w:name="_Numd19e6410"/>
-      <w:bookmarkStart w:id="352" w:name="_Refd19e6410"/>
-      <w:bookmarkStart w:id="353" w:name="_Tocd19e6410"/>
+      <w:bookmarkStart w:id="351" w:name="_Numd19e6358"/>
+      <w:bookmarkStart w:id="352" w:name="_Refd19e6358"/>
+      <w:bookmarkStart w:id="353" w:name="_Tocd19e6358"/>
       <w:r>
         <w:t/>
       </w:r>
@@ -17838,8 +17754,8 @@
           <w:numId w:val="226"/>
         </w:numPr>
       </w:pPr>
-      <w:bookmarkStart w:id="355" w:name="_Tocd19e6421"/>
-      <w:bookmarkStart w:id="354" w:name="_Refd19e6421"/>
+      <w:bookmarkStart w:id="355" w:name="_Tocd19e6369"/>
+      <w:bookmarkStart w:id="354" w:name="_Refd19e6369"/>
       <w:r>
         <w:t/>
       </w:r>
@@ -17878,8 +17794,8 @@
           <w:numId w:val="227"/>
         </w:numPr>
       </w:pPr>
-      <w:bookmarkStart w:id="357" w:name="_Tocd19e6436"/>
-      <w:bookmarkStart w:id="356" w:name="_Refd19e6436"/>
+      <w:bookmarkStart w:id="357" w:name="_Tocd19e6384"/>
+      <w:bookmarkStart w:id="356" w:name="_Refd19e6384"/>
       <w:r>
         <w:t/>
       </w:r>
@@ -17956,9 +17872,9 @@
       <w:pPr>
         <w:pStyle w:val="Heading2"/>
       </w:pPr>
-      <w:bookmarkStart w:id="358" w:name="_Numd19e6475"/>
-      <w:bookmarkStart w:id="359" w:name="_Refd19e6475"/>
-      <w:bookmarkStart w:id="360" w:name="_Tocd19e6475"/>
+      <w:bookmarkStart w:id="358" w:name="_Numd19e6423"/>
+      <w:bookmarkStart w:id="359" w:name="_Refd19e6423"/>
+      <w:bookmarkStart w:id="360" w:name="_Tocd19e6423"/>
       <w:r>
         <w:t/>
       </w:r>
@@ -17977,9 +17893,9 @@
       <w:pPr>
         <w:pStyle w:val="Heading3"/>
       </w:pPr>
-      <w:bookmarkStart w:id="361" w:name="_Numd19e6488"/>
-      <w:bookmarkStart w:id="362" w:name="_Refd19e6488"/>
-      <w:bookmarkStart w:id="363" w:name="_Tocd19e6488"/>
+      <w:bookmarkStart w:id="361" w:name="_Numd19e6436"/>
+      <w:bookmarkStart w:id="362" w:name="_Refd19e6436"/>
+      <w:bookmarkStart w:id="363" w:name="_Tocd19e6436"/>
       <w:r>
         <w:t/>
       </w:r>
@@ -18010,8 +17926,8 @@
           <w:numId w:val="228"/>
         </w:numPr>
       </w:pPr>
-      <w:bookmarkStart w:id="365" w:name="_Tocd19e6499"/>
-      <w:bookmarkStart w:id="364" w:name="_Refd19e6499"/>
+      <w:bookmarkStart w:id="365" w:name="_Tocd19e6447"/>
+      <w:bookmarkStart w:id="364" w:name="_Refd19e6447"/>
       <w:r>
         <w:t/>
       </w:r>
@@ -18059,9 +17975,9 @@
       <w:pPr>
         <w:pStyle w:val="Heading3"/>
       </w:pPr>
-      <w:bookmarkStart w:id="366" w:name="_Numd19e6527"/>
-      <w:bookmarkStart w:id="367" w:name="_Refd19e6527"/>
-      <w:bookmarkStart w:id="368" w:name="_Tocd19e6527"/>
+      <w:bookmarkStart w:id="366" w:name="_Numd19e6475"/>
+      <w:bookmarkStart w:id="367" w:name="_Refd19e6475"/>
+      <w:bookmarkStart w:id="368" w:name="_Tocd19e6475"/>
       <w:r>
         <w:t/>
       </w:r>
@@ -18220,9 +18136,9 @@
       <w:pPr>
         <w:pStyle w:val="Heading3"/>
       </w:pPr>
-      <w:bookmarkStart w:id="369" w:name="_Numd19e6585"/>
-      <w:bookmarkStart w:id="370" w:name="_Refd19e6585"/>
-      <w:bookmarkStart w:id="371" w:name="_Tocd19e6585"/>
+      <w:bookmarkStart w:id="369" w:name="_Numd19e6533"/>
+      <w:bookmarkStart w:id="370" w:name="_Refd19e6533"/>
+      <w:bookmarkStart w:id="371" w:name="_Tocd19e6533"/>
       <w:r>
         <w:t/>
       </w:r>
@@ -18253,8 +18169,8 @@
           <w:numId w:val="229"/>
         </w:numPr>
       </w:pPr>
-      <w:bookmarkStart w:id="373" w:name="_Tocd19e6596"/>
-      <w:bookmarkStart w:id="372" w:name="_Refd19e6596"/>
+      <w:bookmarkStart w:id="373" w:name="_Tocd19e6544"/>
+      <w:bookmarkStart w:id="372" w:name="_Refd19e6544"/>
       <w:r>
         <w:t/>
       </w:r>
@@ -18321,9 +18237,9 @@
       <w:pPr>
         <w:pStyle w:val="Heading3"/>
       </w:pPr>
-      <w:bookmarkStart w:id="374" w:name="_Numd19e6631"/>
-      <w:bookmarkStart w:id="375" w:name="_Refd19e6631"/>
-      <w:bookmarkStart w:id="376" w:name="_Tocd19e6631"/>
+      <w:bookmarkStart w:id="374" w:name="_Numd19e6579"/>
+      <w:bookmarkStart w:id="375" w:name="_Refd19e6579"/>
+      <w:bookmarkStart w:id="376" w:name="_Tocd19e6579"/>
       <w:r>
         <w:t/>
       </w:r>
@@ -18388,9 +18304,9 @@
       <w:pPr>
         <w:pStyle w:val="Heading3"/>
       </w:pPr>
-      <w:bookmarkStart w:id="377" w:name="_Numd19e6661"/>
-      <w:bookmarkStart w:id="378" w:name="_Refd19e6661"/>
-      <w:bookmarkStart w:id="379" w:name="_Tocd19e6661"/>
+      <w:bookmarkStart w:id="377" w:name="_Numd19e6609"/>
+      <w:bookmarkStart w:id="378" w:name="_Refd19e6609"/>
+      <w:bookmarkStart w:id="379" w:name="_Tocd19e6609"/>
       <w:r>
         <w:t/>
       </w:r>
@@ -18413,8 +18329,8 @@
           <w:numId w:val="230"/>
         </w:numPr>
       </w:pPr>
-      <w:bookmarkStart w:id="381" w:name="_Tocd19e6670"/>
-      <w:bookmarkStart w:id="380" w:name="_Refd19e6670"/>
+      <w:bookmarkStart w:id="381" w:name="_Tocd19e6618"/>
+      <w:bookmarkStart w:id="380" w:name="_Refd19e6618"/>
       <w:r>
         <w:t/>
       </w:r>
@@ -18445,8 +18361,8 @@
           <w:numId w:val="231"/>
         </w:numPr>
       </w:pPr>
-      <w:bookmarkStart w:id="383" w:name="_Tocd19e6682"/>
-      <w:bookmarkStart w:id="382" w:name="_Refd19e6682"/>
+      <w:bookmarkStart w:id="383" w:name="_Tocd19e6630"/>
+      <w:bookmarkStart w:id="382" w:name="_Refd19e6630"/>
       <w:r>
         <w:t/>
       </w:r>
@@ -18466,8 +18382,8 @@
           <w:numId w:val="232"/>
         </w:numPr>
       </w:pPr>
-      <w:bookmarkStart w:id="385" w:name="_Tocd19e6690"/>
-      <w:bookmarkStart w:id="384" w:name="_Refd19e6690"/>
+      <w:bookmarkStart w:id="385" w:name="_Tocd19e6638"/>
+      <w:bookmarkStart w:id="384" w:name="_Refd19e6638"/>
       <w:r>
         <w:t/>
       </w:r>
@@ -18557,8 +18473,8 @@
           <w:numId w:val="233"/>
         </w:numPr>
       </w:pPr>
-      <w:bookmarkStart w:id="387" w:name="_Tocd19e6724"/>
-      <w:bookmarkStart w:id="386" w:name="_Refd19e6724"/>
+      <w:bookmarkStart w:id="387" w:name="_Tocd19e6672"/>
+      <w:bookmarkStart w:id="386" w:name="_Refd19e6672"/>
       <w:r>
         <w:t/>
       </w:r>
@@ -18639,7 +18555,7 @@
         <w:rPr>
           <w:color w:val="0000FF"/>
         </w:rPr>
-        <w:instrText xml:space="preserve"> REF _Numd19e6205 \h </w:instrText>
+        <w:instrText xml:space="preserve"> REF _Numd19e6153 \h </w:instrText>
       </w:r>
       <w:r>
         <w:fldChar w:fldCharType="separate"/>
@@ -18670,9 +18586,9 @@
       <w:pPr>
         <w:pStyle w:val="Heading3"/>
       </w:pPr>
-      <w:bookmarkStart w:id="388" w:name="_Numd19e6768"/>
-      <w:bookmarkStart w:id="389" w:name="_Refd19e6768"/>
-      <w:bookmarkStart w:id="390" w:name="_Tocd19e6768"/>
+      <w:bookmarkStart w:id="388" w:name="_Numd19e6716"/>
+      <w:bookmarkStart w:id="389" w:name="_Refd19e6716"/>
+      <w:bookmarkStart w:id="390" w:name="_Tocd19e6716"/>
       <w:r>
         <w:t/>
       </w:r>
@@ -18691,9 +18607,9 @@
       <w:pPr>
         <w:pStyle w:val="Heading4"/>
       </w:pPr>
-      <w:bookmarkStart w:id="391" w:name="_Numd19e6781"/>
-      <w:bookmarkStart w:id="392" w:name="_Refd19e6781"/>
-      <w:bookmarkStart w:id="393" w:name="_Tocd19e6781"/>
+      <w:bookmarkStart w:id="391" w:name="_Numd19e6729"/>
+      <w:bookmarkStart w:id="392" w:name="_Refd19e6729"/>
+      <w:bookmarkStart w:id="393" w:name="_Tocd19e6729"/>
       <w:r>
         <w:t/>
       </w:r>
@@ -18716,8 +18632,8 @@
           <w:numId w:val="234"/>
         </w:numPr>
       </w:pPr>
-      <w:bookmarkStart w:id="395" w:name="_Tocd19e6790"/>
-      <w:bookmarkStart w:id="394" w:name="_Refd19e6790"/>
+      <w:bookmarkStart w:id="395" w:name="_Tocd19e6738"/>
+      <w:bookmarkStart w:id="394" w:name="_Refd19e6738"/>
       <w:r>
         <w:t/>
       </w:r>
@@ -18754,9 +18670,9 @@
       <w:pPr>
         <w:pStyle w:val="Heading4"/>
       </w:pPr>
-      <w:bookmarkStart w:id="396" w:name="_Numd19e6814"/>
-      <w:bookmarkStart w:id="397" w:name="_Refd19e6814"/>
-      <w:bookmarkStart w:id="398" w:name="_Tocd19e6814"/>
+      <w:bookmarkStart w:id="396" w:name="_Numd19e6762"/>
+      <w:bookmarkStart w:id="397" w:name="_Refd19e6762"/>
+      <w:bookmarkStart w:id="398" w:name="_Tocd19e6762"/>
       <w:r>
         <w:t/>
       </w:r>
@@ -18783,9 +18699,9 @@
       <w:pPr>
         <w:pStyle w:val="Heading4"/>
       </w:pPr>
-      <w:bookmarkStart w:id="399" w:name="_Numd19e6832"/>
-      <w:bookmarkStart w:id="400" w:name="_Refd19e6832"/>
-      <w:bookmarkStart w:id="401" w:name="_Tocd19e6832"/>
+      <w:bookmarkStart w:id="399" w:name="_Numd19e6780"/>
+      <w:bookmarkStart w:id="400" w:name="_Refd19e6780"/>
+      <w:bookmarkStart w:id="401" w:name="_Tocd19e6780"/>
       <w:r>
         <w:t/>
       </w:r>
@@ -18808,8 +18724,8 @@
           <w:numId w:val="235"/>
         </w:numPr>
       </w:pPr>
-      <w:bookmarkStart w:id="403" w:name="_Tocd19e6841"/>
-      <w:bookmarkStart w:id="402" w:name="_Refd19e6841"/>
+      <w:bookmarkStart w:id="403" w:name="_Tocd19e6789"/>
+      <w:bookmarkStart w:id="402" w:name="_Refd19e6789"/>
       <w:r>
         <w:t/>
       </w:r>
@@ -18848,8 +18764,8 @@
           <w:numId w:val="236"/>
         </w:numPr>
       </w:pPr>
-      <w:bookmarkStart w:id="405" w:name="_Tocd19e6856"/>
-      <w:bookmarkStart w:id="404" w:name="_Refd19e6856"/>
+      <w:bookmarkStart w:id="405" w:name="_Tocd19e6804"/>
+      <w:bookmarkStart w:id="404" w:name="_Refd19e6804"/>
       <w:r>
         <w:t/>
       </w:r>
@@ -18963,9 +18879,9 @@
       <w:pPr>
         <w:pStyle w:val="Heading4"/>
       </w:pPr>
-      <w:bookmarkStart w:id="406" w:name="_Numd19e6908"/>
-      <w:bookmarkStart w:id="407" w:name="_Refd19e6908"/>
-      <w:bookmarkStart w:id="408" w:name="_Tocd19e6908"/>
+      <w:bookmarkStart w:id="406" w:name="_Numd19e6856"/>
+      <w:bookmarkStart w:id="407" w:name="_Refd19e6856"/>
+      <w:bookmarkStart w:id="408" w:name="_Tocd19e6856"/>
       <w:r>
         <w:t/>
       </w:r>
@@ -18988,8 +18904,8 @@
           <w:numId w:val="237"/>
         </w:numPr>
       </w:pPr>
-      <w:bookmarkStart w:id="410" w:name="_Tocd19e6917"/>
-      <w:bookmarkStart w:id="409" w:name="_Refd19e6917"/>
+      <w:bookmarkStart w:id="410" w:name="_Tocd19e6865"/>
+      <w:bookmarkStart w:id="409" w:name="_Refd19e6865"/>
       <w:r>
         <w:t/>
       </w:r>
@@ -19066,7 +18982,7 @@
         <w:rPr>
           <w:color w:val="0000FF"/>
         </w:rPr>
-        <w:instrText xml:space="preserve"> REF _Numd19e6908 \h </w:instrText>
+        <w:instrText xml:space="preserve"> REF _Numd19e6856 \h </w:instrText>
       </w:r>
       <w:r>
         <w:fldChar w:fldCharType="separate"/>
@@ -19097,9 +19013,9 @@
       <w:pPr>
         <w:pStyle w:val="Heading3"/>
       </w:pPr>
-      <w:bookmarkStart w:id="411" w:name="_Numd19e6959"/>
-      <w:bookmarkStart w:id="412" w:name="_Refd19e6959"/>
-      <w:bookmarkStart w:id="413" w:name="_Tocd19e6959"/>
+      <w:bookmarkStart w:id="411" w:name="_Numd19e6907"/>
+      <w:bookmarkStart w:id="412" w:name="_Refd19e6907"/>
+      <w:bookmarkStart w:id="413" w:name="_Tocd19e6907"/>
       <w:r>
         <w:t/>
       </w:r>
@@ -19122,8 +19038,8 @@
           <w:numId w:val="238"/>
         </w:numPr>
       </w:pPr>
-      <w:bookmarkStart w:id="415" w:name="_Tocd19e6968"/>
-      <w:bookmarkStart w:id="414" w:name="_Refd19e6968"/>
+      <w:bookmarkStart w:id="415" w:name="_Tocd19e6916"/>
+      <w:bookmarkStart w:id="414" w:name="_Refd19e6916"/>
       <w:r>
         <w:t/>
       </w:r>
@@ -19162,8 +19078,8 @@
           <w:numId w:val="239"/>
         </w:numPr>
       </w:pPr>
-      <w:bookmarkStart w:id="417" w:name="_Tocd19e6983"/>
-      <w:bookmarkStart w:id="416" w:name="_Refd19e6983"/>
+      <w:bookmarkStart w:id="417" w:name="_Tocd19e6931"/>
+      <w:bookmarkStart w:id="416" w:name="_Refd19e6931"/>
       <w:r>
         <w:t/>
       </w:r>
@@ -19242,8 +19158,8 @@
           <w:numId w:val="240"/>
         </w:numPr>
       </w:pPr>
-      <w:bookmarkStart w:id="419" w:name="_Tocd19e7013"/>
-      <w:bookmarkStart w:id="418" w:name="_Refd19e7013"/>
+      <w:bookmarkStart w:id="419" w:name="_Tocd19e6961"/>
+      <w:bookmarkStart w:id="418" w:name="_Refd19e6961"/>
       <w:r>
         <w:t/>
       </w:r>
@@ -19301,9 +19217,9 @@
       <w:pPr>
         <w:pStyle w:val="Heading3"/>
       </w:pPr>
-      <w:bookmarkStart w:id="420" w:name="_Numd19e7045"/>
-      <w:bookmarkStart w:id="421" w:name="_Refd19e7045"/>
-      <w:bookmarkStart w:id="422" w:name="_Tocd19e7045"/>
+      <w:bookmarkStart w:id="420" w:name="_Numd19e6993"/>
+      <w:bookmarkStart w:id="421" w:name="_Refd19e6993"/>
+      <w:bookmarkStart w:id="422" w:name="_Tocd19e6993"/>
       <w:r>
         <w:t/>
       </w:r>
@@ -19326,8 +19242,8 @@
           <w:numId w:val="241"/>
         </w:numPr>
       </w:pPr>
-      <w:bookmarkStart w:id="424" w:name="_Tocd19e7054"/>
-      <w:bookmarkStart w:id="423" w:name="_Refd19e7054"/>
+      <w:bookmarkStart w:id="424" w:name="_Tocd19e7002"/>
+      <w:bookmarkStart w:id="423" w:name="_Refd19e7002"/>
       <w:r>
         <w:t/>
       </w:r>
@@ -19440,9 +19356,9 @@
       <w:pPr>
         <w:pStyle w:val="Heading3"/>
       </w:pPr>
-      <w:bookmarkStart w:id="425" w:name="_Numd19e7106"/>
-      <w:bookmarkStart w:id="426" w:name="_Refd19e7106"/>
-      <w:bookmarkStart w:id="427" w:name="_Tocd19e7106"/>
+      <w:bookmarkStart w:id="425" w:name="_Numd19e7054"/>
+      <w:bookmarkStart w:id="426" w:name="_Refd19e7054"/>
+      <w:bookmarkStart w:id="427" w:name="_Tocd19e7054"/>
       <w:r>
         <w:t/>
       </w:r>
@@ -19465,8 +19381,8 @@
           <w:numId w:val="242"/>
         </w:numPr>
       </w:pPr>
-      <w:bookmarkStart w:id="429" w:name="_Tocd19e7115"/>
-      <w:bookmarkStart w:id="428" w:name="_Refd19e7115"/>
+      <w:bookmarkStart w:id="429" w:name="_Tocd19e7063"/>
+      <w:bookmarkStart w:id="428" w:name="_Refd19e7063"/>
       <w:r>
         <w:t/>
       </w:r>
@@ -19541,9 +19457,9 @@
       <w:pPr>
         <w:pStyle w:val="Heading3"/>
       </w:pPr>
-      <w:bookmarkStart w:id="430" w:name="_Numd19e7153"/>
-      <w:bookmarkStart w:id="431" w:name="_Refd19e7153"/>
-      <w:bookmarkStart w:id="432" w:name="_Tocd19e7153"/>
+      <w:bookmarkStart w:id="430" w:name="_Numd19e7101"/>
+      <w:bookmarkStart w:id="431" w:name="_Refd19e7101"/>
+      <w:bookmarkStart w:id="432" w:name="_Tocd19e7101"/>
       <w:r>
         <w:t/>
       </w:r>
@@ -19570,9 +19486,9 @@
       <w:pPr>
         <w:pStyle w:val="Heading3"/>
       </w:pPr>
-      <w:bookmarkStart w:id="433" w:name="_Numd19e7171"/>
-      <w:bookmarkStart w:id="434" w:name="_Refd19e7171"/>
-      <w:bookmarkStart w:id="435" w:name="_Tocd19e7171"/>
+      <w:bookmarkStart w:id="433" w:name="_Numd19e7119"/>
+      <w:bookmarkStart w:id="434" w:name="_Refd19e7119"/>
+      <w:bookmarkStart w:id="435" w:name="_Tocd19e7119"/>
       <w:r>
         <w:t/>
       </w:r>
@@ -19603,8 +19519,8 @@
           <w:numId w:val="243"/>
         </w:numPr>
       </w:pPr>
-      <w:bookmarkStart w:id="437" w:name="_Tocd19e7182"/>
-      <w:bookmarkStart w:id="436" w:name="_Refd19e7182"/>
+      <w:bookmarkStart w:id="437" w:name="_Tocd19e7130"/>
+      <w:bookmarkStart w:id="436" w:name="_Refd19e7130"/>
       <w:r>
         <w:t/>
       </w:r>
@@ -19641,9 +19557,9 @@
       <w:pPr>
         <w:pStyle w:val="Heading3"/>
       </w:pPr>
-      <w:bookmarkStart w:id="438" w:name="_Numd19e7206"/>
-      <w:bookmarkStart w:id="439" w:name="_Refd19e7206"/>
-      <w:bookmarkStart w:id="440" w:name="_Tocd19e7206"/>
+      <w:bookmarkStart w:id="438" w:name="_Numd19e7154"/>
+      <w:bookmarkStart w:id="439" w:name="_Refd19e7154"/>
+      <w:bookmarkStart w:id="440" w:name="_Tocd19e7154"/>
       <w:r>
         <w:t/>
       </w:r>
@@ -19666,8 +19582,8 @@
           <w:numId w:val="244"/>
         </w:numPr>
       </w:pPr>
-      <w:bookmarkStart w:id="442" w:name="_Tocd19e7215"/>
-      <w:bookmarkStart w:id="441" w:name="_Refd19e7215"/>
+      <w:bookmarkStart w:id="442" w:name="_Tocd19e7163"/>
+      <w:bookmarkStart w:id="441" w:name="_Refd19e7163"/>
       <w:r>
         <w:t/>
       </w:r>
@@ -19687,8 +19603,8 @@
           <w:numId w:val="245"/>
         </w:numPr>
       </w:pPr>
-      <w:bookmarkStart w:id="444" w:name="_Tocd19e7223"/>
-      <w:bookmarkStart w:id="443" w:name="_Refd19e7223"/>
+      <w:bookmarkStart w:id="444" w:name="_Tocd19e7171"/>
+      <w:bookmarkStart w:id="443" w:name="_Refd19e7171"/>
       <w:r>
         <w:t/>
       </w:r>
@@ -19746,9 +19662,9 @@
       <w:pPr>
         <w:pStyle w:val="Heading3"/>
       </w:pPr>
-      <w:bookmarkStart w:id="445" w:name="_Numd19e7254"/>
-      <w:bookmarkStart w:id="446" w:name="_Refd19e7254"/>
-      <w:bookmarkStart w:id="447" w:name="_Tocd19e7254"/>
+      <w:bookmarkStart w:id="445" w:name="_Numd19e7202"/>
+      <w:bookmarkStart w:id="446" w:name="_Refd19e7202"/>
+      <w:bookmarkStart w:id="447" w:name="_Tocd19e7202"/>
       <w:r>
         <w:t/>
       </w:r>
@@ -19771,8 +19687,8 @@
           <w:numId w:val="246"/>
         </w:numPr>
       </w:pPr>
-      <w:bookmarkStart w:id="449" w:name="_Tocd19e7263"/>
-      <w:bookmarkStart w:id="448" w:name="_Refd19e7263"/>
+      <w:bookmarkStart w:id="449" w:name="_Tocd19e7211"/>
+      <w:bookmarkStart w:id="448" w:name="_Refd19e7211"/>
       <w:r>
         <w:t/>
       </w:r>
@@ -19811,8 +19727,8 @@
           <w:numId w:val="247"/>
         </w:numPr>
       </w:pPr>
-      <w:bookmarkStart w:id="451" w:name="_Tocd19e7278"/>
-      <w:bookmarkStart w:id="450" w:name="_Refd19e7278"/>
+      <w:bookmarkStart w:id="451" w:name="_Tocd19e7226"/>
+      <w:bookmarkStart w:id="450" w:name="_Refd19e7226"/>
       <w:r>
         <w:t/>
       </w:r>
@@ -19927,9 +19843,9 @@
       <w:pPr>
         <w:pStyle w:val="Heading3"/>
       </w:pPr>
-      <w:bookmarkStart w:id="452" w:name="_Numd19e7331"/>
-      <w:bookmarkStart w:id="453" w:name="_Refd19e7331"/>
-      <w:bookmarkStart w:id="454" w:name="_Tocd19e7331"/>
+      <w:bookmarkStart w:id="452" w:name="_Numd19e7279"/>
+      <w:bookmarkStart w:id="453" w:name="_Refd19e7279"/>
+      <w:bookmarkStart w:id="454" w:name="_Tocd19e7279"/>
       <w:r>
         <w:t/>
       </w:r>
@@ -19952,8 +19868,8 @@
           <w:numId w:val="248"/>
         </w:numPr>
       </w:pPr>
-      <w:bookmarkStart w:id="456" w:name="_Tocd19e7340"/>
-      <w:bookmarkStart w:id="455" w:name="_Refd19e7340"/>
+      <w:bookmarkStart w:id="456" w:name="_Tocd19e7288"/>
+      <w:bookmarkStart w:id="455" w:name="_Refd19e7288"/>
       <w:r>
         <w:t/>
       </w:r>
@@ -19990,9 +19906,9 @@
       <w:pPr>
         <w:pStyle w:val="Heading3"/>
       </w:pPr>
-      <w:bookmarkStart w:id="457" w:name="_Numd19e7363"/>
-      <w:bookmarkStart w:id="458" w:name="_Refd19e7363"/>
-      <w:bookmarkStart w:id="459" w:name="_Tocd19e7363"/>
+      <w:bookmarkStart w:id="457" w:name="_Numd19e7311"/>
+      <w:bookmarkStart w:id="458" w:name="_Refd19e7311"/>
+      <w:bookmarkStart w:id="459" w:name="_Tocd19e7311"/>
       <w:r>
         <w:t/>
       </w:r>
@@ -20015,8 +19931,8 @@
           <w:numId w:val="249"/>
         </w:numPr>
       </w:pPr>
-      <w:bookmarkStart w:id="461" w:name="_Tocd19e7372"/>
-      <w:bookmarkStart w:id="460" w:name="_Refd19e7372"/>
+      <w:bookmarkStart w:id="461" w:name="_Tocd19e7320"/>
+      <w:bookmarkStart w:id="460" w:name="_Refd19e7320"/>
       <w:r>
         <w:t/>
       </w:r>
@@ -20036,8 +19952,8 @@
           <w:numId w:val="250"/>
         </w:numPr>
       </w:pPr>
-      <w:bookmarkStart w:id="463" w:name="_Tocd19e7380"/>
-      <w:bookmarkStart w:id="462" w:name="_Refd19e7380"/>
+      <w:bookmarkStart w:id="463" w:name="_Tocd19e7328"/>
+      <w:bookmarkStart w:id="462" w:name="_Refd19e7328"/>
       <w:r>
         <w:t/>
       </w:r>
@@ -20165,9 +20081,9 @@
       <w:pPr>
         <w:pStyle w:val="Heading3"/>
       </w:pPr>
-      <w:bookmarkStart w:id="464" w:name="_Numd19e7426"/>
-      <w:bookmarkStart w:id="465" w:name="_Refd19e7426"/>
-      <w:bookmarkStart w:id="466" w:name="_Tocd19e7426"/>
+      <w:bookmarkStart w:id="464" w:name="_Numd19e7374"/>
+      <w:bookmarkStart w:id="465" w:name="_Refd19e7374"/>
+      <w:bookmarkStart w:id="466" w:name="_Tocd19e7374"/>
       <w:r>
         <w:t/>
       </w:r>
@@ -20194,9 +20110,9 @@
       <w:pPr>
         <w:pStyle w:val="Heading3"/>
       </w:pPr>
-      <w:bookmarkStart w:id="467" w:name="_Numd19e7444"/>
-      <w:bookmarkStart w:id="468" w:name="_Refd19e7444"/>
-      <w:bookmarkStart w:id="469" w:name="_Tocd19e7444"/>
+      <w:bookmarkStart w:id="467" w:name="_Numd19e7392"/>
+      <w:bookmarkStart w:id="468" w:name="_Refd19e7392"/>
+      <w:bookmarkStart w:id="469" w:name="_Tocd19e7392"/>
       <w:r>
         <w:t/>
       </w:r>
@@ -20227,8 +20143,8 @@
           <w:numId w:val="251"/>
         </w:numPr>
       </w:pPr>
-      <w:bookmarkStart w:id="471" w:name="_Tocd19e7455"/>
-      <w:bookmarkStart w:id="470" w:name="_Refd19e7455"/>
+      <w:bookmarkStart w:id="471" w:name="_Tocd19e7403"/>
+      <w:bookmarkStart w:id="470" w:name="_Refd19e7403"/>
       <w:r>
         <w:t/>
       </w:r>
@@ -20267,8 +20183,8 @@
           <w:numId w:val="252"/>
         </w:numPr>
       </w:pPr>
-      <w:bookmarkStart w:id="473" w:name="_Tocd19e7470"/>
-      <w:bookmarkStart w:id="472" w:name="_Refd19e7470"/>
+      <w:bookmarkStart w:id="473" w:name="_Tocd19e7418"/>
+      <w:bookmarkStart w:id="472" w:name="_Refd19e7418"/>
       <w:r>
         <w:t/>
       </w:r>
@@ -20329,9 +20245,9 @@
       <w:pPr>
         <w:pStyle w:val="Heading2"/>
       </w:pPr>
-      <w:bookmarkStart w:id="474" w:name="_Numd19e7504"/>
-      <w:bookmarkStart w:id="475" w:name="_Refd19e7504"/>
-      <w:bookmarkStart w:id="476" w:name="_Tocd19e7504"/>
+      <w:bookmarkStart w:id="474" w:name="_Numd19e7452"/>
+      <w:bookmarkStart w:id="475" w:name="_Refd19e7452"/>
+      <w:bookmarkStart w:id="476" w:name="_Tocd19e7452"/>
       <w:r>
         <w:t/>
       </w:r>
@@ -20350,9 +20266,9 @@
       <w:pPr>
         <w:pStyle w:val="Heading3"/>
       </w:pPr>
-      <w:bookmarkStart w:id="477" w:name="_Numd19e7517"/>
-      <w:bookmarkStart w:id="478" w:name="_Refd19e7517"/>
-      <w:bookmarkStart w:id="479" w:name="_Tocd19e7517"/>
+      <w:bookmarkStart w:id="477" w:name="_Numd19e7465"/>
+      <w:bookmarkStart w:id="478" w:name="_Refd19e7465"/>
+      <w:bookmarkStart w:id="479" w:name="_Tocd19e7465"/>
       <w:r>
         <w:t/>
       </w:r>
@@ -20379,9 +20295,9 @@
       <w:pPr>
         <w:pStyle w:val="Heading3"/>
       </w:pPr>
-      <w:bookmarkStart w:id="480" w:name="_Numd19e7536"/>
-      <w:bookmarkStart w:id="481" w:name="_Refd19e7536"/>
-      <w:bookmarkStart w:id="482" w:name="_Tocd19e7536"/>
+      <w:bookmarkStart w:id="480" w:name="_Numd19e7484"/>
+      <w:bookmarkStart w:id="481" w:name="_Refd19e7484"/>
+      <w:bookmarkStart w:id="482" w:name="_Tocd19e7484"/>
       <w:r>
         <w:t/>
       </w:r>
@@ -20442,9 +20358,9 @@
       <w:pPr>
         <w:pStyle w:val="Heading3"/>
       </w:pPr>
-      <w:bookmarkStart w:id="483" w:name="_Numd19e7564"/>
-      <w:bookmarkStart w:id="484" w:name="_Refd19e7564"/>
-      <w:bookmarkStart w:id="485" w:name="_Tocd19e7564"/>
+      <w:bookmarkStart w:id="483" w:name="_Numd19e7512"/>
+      <w:bookmarkStart w:id="484" w:name="_Refd19e7512"/>
+      <w:bookmarkStart w:id="485" w:name="_Tocd19e7512"/>
       <w:r>
         <w:t/>
       </w:r>
@@ -20467,8 +20383,8 @@
           <w:numId w:val="253"/>
         </w:numPr>
       </w:pPr>
-      <w:bookmarkStart w:id="487" w:name="_Tocd19e7573"/>
-      <w:bookmarkStart w:id="486" w:name="_Refd19e7573"/>
+      <w:bookmarkStart w:id="487" w:name="_Tocd19e7521"/>
+      <w:bookmarkStart w:id="486" w:name="_Refd19e7521"/>
       <w:r>
         <w:t/>
       </w:r>
@@ -20499,8 +20415,8 @@
           <w:numId w:val="254"/>
         </w:numPr>
       </w:pPr>
-      <w:bookmarkStart w:id="489" w:name="_Tocd19e7585"/>
-      <w:bookmarkStart w:id="488" w:name="_Refd19e7585"/>
+      <w:bookmarkStart w:id="489" w:name="_Tocd19e7533"/>
+      <w:bookmarkStart w:id="488" w:name="_Refd19e7533"/>
       <w:r>
         <w:t/>
       </w:r>
@@ -20631,7 +20547,7 @@
         <w:rPr>
           <w:color w:val="0000FF"/>
         </w:rPr>
-        <w:instrText xml:space="preserve"> REF _Numd19e7536 \h </w:instrText>
+        <w:instrText xml:space="preserve"> REF _Numd19e7484 \h </w:instrText>
       </w:r>
       <w:r>
         <w:fldChar w:fldCharType="separate"/>
@@ -20683,8 +20599,8 @@
           <w:numId w:val="255"/>
         </w:numPr>
       </w:pPr>
-      <w:bookmarkStart w:id="491" w:name="_Tocd19e7645"/>
-      <w:bookmarkStart w:id="490" w:name="_Refd19e7645"/>
+      <w:bookmarkStart w:id="491" w:name="_Tocd19e7593"/>
+      <w:bookmarkStart w:id="490" w:name="_Refd19e7593"/>
       <w:r>
         <w:t/>
       </w:r>
@@ -20740,9 +20656,9 @@
       <w:pPr>
         <w:pStyle w:val="Heading2"/>
       </w:pPr>
-      <w:bookmarkStart w:id="492" w:name="_Numd19e7677"/>
-      <w:bookmarkStart w:id="493" w:name="_Refd19e7677"/>
-      <w:bookmarkStart w:id="494" w:name="_Tocd19e7677"/>
+      <w:bookmarkStart w:id="492" w:name="_Numd19e7625"/>
+      <w:bookmarkStart w:id="493" w:name="_Refd19e7625"/>
+      <w:bookmarkStart w:id="494" w:name="_Tocd19e7625"/>
       <w:r>
         <w:t/>
       </w:r>
@@ -20761,9 +20677,9 @@
       <w:pPr>
         <w:pStyle w:val="Heading2"/>
       </w:pPr>
-      <w:bookmarkStart w:id="495" w:name="_Numd19e7694"/>
-      <w:bookmarkStart w:id="496" w:name="_Refd19e7694"/>
-      <w:bookmarkStart w:id="497" w:name="_Tocd19e7694"/>
+      <w:bookmarkStart w:id="495" w:name="_Numd19e7642"/>
+      <w:bookmarkStart w:id="496" w:name="_Refd19e7642"/>
+      <w:bookmarkStart w:id="497" w:name="_Tocd19e7642"/>
       <w:r>
         <w:t/>
       </w:r>
@@ -20782,9 +20698,9 @@
       <w:pPr>
         <w:pStyle w:val="Heading2"/>
       </w:pPr>
-      <w:bookmarkStart w:id="498" w:name="_Numd19e7710"/>
-      <w:bookmarkStart w:id="499" w:name="_Refd19e7710"/>
-      <w:bookmarkStart w:id="500" w:name="_Tocd19e7710"/>
+      <w:bookmarkStart w:id="498" w:name="_Numd19e7658"/>
+      <w:bookmarkStart w:id="499" w:name="_Refd19e7658"/>
+      <w:bookmarkStart w:id="500" w:name="_Tocd19e7658"/>
       <w:r>
         <w:t/>
       </w:r>
@@ -20803,9 +20719,9 @@
       <w:pPr>
         <w:pStyle w:val="Heading3"/>
       </w:pPr>
-      <w:bookmarkStart w:id="501" w:name="_Numd19e7723"/>
-      <w:bookmarkStart w:id="502" w:name="_Refd19e7723"/>
-      <w:bookmarkStart w:id="503" w:name="_Tocd19e7723"/>
+      <w:bookmarkStart w:id="501" w:name="_Numd19e7671"/>
+      <w:bookmarkStart w:id="502" w:name="_Refd19e7671"/>
+      <w:bookmarkStart w:id="503" w:name="_Tocd19e7671"/>
       <w:r>
         <w:t/>
       </w:r>
@@ -20832,9 +20748,9 @@
       <w:pPr>
         <w:pStyle w:val="Heading3"/>
       </w:pPr>
-      <w:bookmarkStart w:id="504" w:name="_Numd19e7742"/>
-      <w:bookmarkStart w:id="505" w:name="_Refd19e7742"/>
-      <w:bookmarkStart w:id="506" w:name="_Tocd19e7742"/>
+      <w:bookmarkStart w:id="504" w:name="_Numd19e7690"/>
+      <w:bookmarkStart w:id="505" w:name="_Refd19e7690"/>
+      <w:bookmarkStart w:id="506" w:name="_Tocd19e7690"/>
       <w:r>
         <w:t/>
       </w:r>
@@ -20899,10 +20815,10 @@
           <w:numId w:val="257"/>
         </w:numPr>
       </w:pPr>
-      <w:bookmarkStart w:id="510" w:name="_Tocd19e7766"/>
-      <w:bookmarkStart w:id="509" w:name="_Refd19e7766"/>
-      <w:bookmarkStart w:id="508" w:name="_Tocd19e7763"/>
-      <w:bookmarkStart w:id="507" w:name="_Refd19e7763"/>
+      <w:bookmarkStart w:id="510" w:name="_Tocd19e7714"/>
+      <w:bookmarkStart w:id="509" w:name="_Refd19e7714"/>
+      <w:bookmarkStart w:id="508" w:name="_Tocd19e7711"/>
+      <w:bookmarkStart w:id="507" w:name="_Refd19e7711"/>
       <w:r>
         <w:t/>
       </w:r>
@@ -20941,9 +20857,9 @@
       <w:pPr>
         <w:pStyle w:val="Heading3"/>
       </w:pPr>
-      <w:bookmarkStart w:id="511" w:name="_Numd19e7790"/>
-      <w:bookmarkStart w:id="512" w:name="_Refd19e7790"/>
-      <w:bookmarkStart w:id="513" w:name="_Tocd19e7790"/>
+      <w:bookmarkStart w:id="511" w:name="_Numd19e7738"/>
+      <w:bookmarkStart w:id="512" w:name="_Refd19e7738"/>
+      <w:bookmarkStart w:id="513" w:name="_Tocd19e7738"/>
       <w:r>
         <w:t/>
       </w:r>
@@ -20966,8 +20882,8 @@
           <w:numId w:val="258"/>
         </w:numPr>
       </w:pPr>
-      <w:bookmarkStart w:id="515" w:name="_Tocd19e7799"/>
-      <w:bookmarkStart w:id="514" w:name="_Refd19e7799"/>
+      <w:bookmarkStart w:id="515" w:name="_Tocd19e7747"/>
+      <w:bookmarkStart w:id="514" w:name="_Refd19e7747"/>
       <w:r>
         <w:t/>
       </w:r>
@@ -20987,7 +20903,7 @@
         <w:rPr>
           <w:color w:val="0000FF"/>
         </w:rPr>
-        <w:instrText xml:space="preserve"> REF _Numd19e7790 \h </w:instrText>
+        <w:instrText xml:space="preserve"> REF _Numd19e7738 \h </w:instrText>
       </w:r>
       <w:r>
         <w:fldChar w:fldCharType="separate"/>
@@ -21020,8 +20936,8 @@
           <w:numId w:val="259"/>
         </w:numPr>
       </w:pPr>
-      <w:bookmarkStart w:id="517" w:name="_Tocd19e7811"/>
-      <w:bookmarkStart w:id="516" w:name="_Refd19e7811"/>
+      <w:bookmarkStart w:id="517" w:name="_Tocd19e7759"/>
+      <w:bookmarkStart w:id="516" w:name="_Refd19e7759"/>
       <w:r>
         <w:t/>
       </w:r>
@@ -21119,7 +21035,7 @@
         <w:rPr>
           <w:color w:val="0000FF"/>
         </w:rPr>
-        <w:instrText xml:space="preserve"> REF _Numd19e7790 \h </w:instrText>
+        <w:instrText xml:space="preserve"> REF _Numd19e7738 \h </w:instrText>
       </w:r>
       <w:r>
         <w:fldChar w:fldCharType="separate"/>
@@ -21152,8 +21068,8 @@
           <w:numId w:val="260"/>
         </w:numPr>
       </w:pPr>
-      <w:bookmarkStart w:id="519" w:name="_Tocd19e7852"/>
-      <w:bookmarkStart w:id="518" w:name="_Refd19e7852"/>
+      <w:bookmarkStart w:id="519" w:name="_Tocd19e7800"/>
+      <w:bookmarkStart w:id="518" w:name="_Refd19e7800"/>
       <w:r>
         <w:t/>
       </w:r>
@@ -21211,9 +21127,9 @@
       <w:pPr>
         <w:pStyle w:val="Heading3"/>
       </w:pPr>
-      <w:bookmarkStart w:id="520" w:name="_Numd19e7884"/>
-      <w:bookmarkStart w:id="521" w:name="_Refd19e7884"/>
-      <w:bookmarkStart w:id="522" w:name="_Tocd19e7884"/>
+      <w:bookmarkStart w:id="520" w:name="_Numd19e7832"/>
+      <w:bookmarkStart w:id="521" w:name="_Refd19e7832"/>
+      <w:bookmarkStart w:id="522" w:name="_Tocd19e7832"/>
       <w:r>
         <w:t/>
       </w:r>
@@ -21244,8 +21160,8 @@
           <w:numId w:val="261"/>
         </w:numPr>
       </w:pPr>
-      <w:bookmarkStart w:id="524" w:name="_Tocd19e7895"/>
-      <w:bookmarkStart w:id="523" w:name="_Refd19e7895"/>
+      <w:bookmarkStart w:id="524" w:name="_Tocd19e7843"/>
+      <w:bookmarkStart w:id="523" w:name="_Refd19e7843"/>
       <w:r>
         <w:t/>
       </w:r>
@@ -21377,9 +21293,9 @@
       <w:pPr>
         <w:pStyle w:val="Heading3"/>
       </w:pPr>
-      <w:bookmarkStart w:id="525" w:name="_Numd19e7954"/>
-      <w:bookmarkStart w:id="526" w:name="_Refd19e7954"/>
-      <w:bookmarkStart w:id="527" w:name="_Tocd19e7954"/>
+      <w:bookmarkStart w:id="525" w:name="_Numd19e7902"/>
+      <w:bookmarkStart w:id="526" w:name="_Refd19e7902"/>
+      <w:bookmarkStart w:id="527" w:name="_Tocd19e7902"/>
       <w:r>
         <w:t/>
       </w:r>
@@ -21410,8 +21326,8 @@
           <w:numId w:val="262"/>
         </w:numPr>
       </w:pPr>
-      <w:bookmarkStart w:id="529" w:name="_Tocd19e7965"/>
-      <w:bookmarkStart w:id="528" w:name="_Refd19e7965"/>
+      <w:bookmarkStart w:id="529" w:name="_Tocd19e7913"/>
+      <w:bookmarkStart w:id="528" w:name="_Refd19e7913"/>
       <w:r>
         <w:t/>
       </w:r>
@@ -21549,8 +21465,8 @@
           <w:numId w:val="263"/>
         </w:numPr>
       </w:pPr>
-      <w:bookmarkStart w:id="531" w:name="_Tocd19e8020"/>
-      <w:bookmarkStart w:id="530" w:name="_Refd19e8020"/>
+      <w:bookmarkStart w:id="531" w:name="_Tocd19e7968"/>
+      <w:bookmarkStart w:id="530" w:name="_Refd19e7968"/>
       <w:r>
         <w:t/>
       </w:r>
@@ -21862,7 +21778,7 @@
         <w:rPr>
           <w:noProof/>
         </w:rPr>
-        <w:t>5302.101   Definitions</w:t>
+        <w:t>Heading 3</w:t>
       </w:r>
     </w:fldSimple>
   </w:p>
@@ -39310,7 +39226,7 @@
   <w:style w:type="paragraph" w:default="1" w:styleId="Normal">
     <w:name w:val="Normal"/>
     <w:qFormat/>
-    <w:rsid w:val="00792F9E"/>
+    <w:rsid w:val="0035396F"/>
     <w:rPr>
       <w:rFonts w:ascii="Times New Roman" w:hAnsi="Times New Roman"/>
     </w:rPr>
@@ -39427,67 +39343,42 @@
   </w:style>
   <w:style w:type="paragraph" w:styleId="Heading6">
     <w:name w:val="heading 6"/>
-    <w:basedOn w:val="Normal"/>
+    <w:basedOn w:val="Heading4"/>
     <w:next w:val="BodyText"/>
     <w:link w:val="Heading6Char"/>
     <w:uiPriority w:val="9"/>
     <w:unhideWhenUsed/>
     <w:qFormat/>
-    <w:rsid w:val="00D068E1"/>
+    <w:rsid w:val="002D4362"/>
     <w:pPr>
-      <w:keepNext/>
-      <w:keepLines/>
-      <w:spacing w:before="40"/>
       <w:outlineLvl w:val="5"/>
     </w:pPr>
-    <w:rPr>
-      <w:rFonts w:eastAsiaTheme="majorEastAsia" w:cstheme="majorBidi"/>
-      <w:color w:val="1F3763" w:themeColor="accent1" w:themeShade="7F"/>
-    </w:rPr>
   </w:style>
   <w:style w:type="paragraph" w:styleId="Heading7">
     <w:name w:val="heading 7"/>
-    <w:basedOn w:val="Normal"/>
+    <w:basedOn w:val="Heading6"/>
     <w:next w:val="BodyText"/>
     <w:link w:val="Heading7Char"/>
     <w:uiPriority w:val="9"/>
     <w:unhideWhenUsed/>
     <w:qFormat/>
-    <w:rsid w:val="005043CB"/>
+    <w:rsid w:val="002D4362"/>
     <w:pPr>
-      <w:keepNext/>
-      <w:keepLines/>
-      <w:spacing w:before="40"/>
       <w:outlineLvl w:val="6"/>
     </w:pPr>
-    <w:rPr>
-      <w:rFonts w:asciiTheme="majorHAnsi" w:eastAsiaTheme="majorEastAsia" w:hAnsiTheme="majorHAnsi" w:cstheme="majorBidi"/>
-      <w:i/>
-      <w:iCs/>
-      <w:color w:val="1F3763" w:themeColor="accent1" w:themeShade="7F"/>
-    </w:rPr>
   </w:style>
   <w:style w:type="paragraph" w:styleId="Heading8">
     <w:name w:val="heading 8"/>
-    <w:basedOn w:val="Normal"/>
+    <w:basedOn w:val="Heading7"/>
     <w:next w:val="BodyText"/>
     <w:link w:val="Heading8Char"/>
     <w:uiPriority w:val="9"/>
     <w:unhideWhenUsed/>
     <w:qFormat/>
-    <w:rsid w:val="005043CB"/>
+    <w:rsid w:val="002D4362"/>
     <w:pPr>
-      <w:keepNext/>
-      <w:keepLines/>
-      <w:spacing w:before="40"/>
       <w:outlineLvl w:val="7"/>
     </w:pPr>
-    <w:rPr>
-      <w:rFonts w:asciiTheme="majorHAnsi" w:eastAsiaTheme="majorEastAsia" w:hAnsiTheme="majorHAnsi" w:cstheme="majorBidi"/>
-      <w:color w:val="272727" w:themeColor="text1" w:themeTint="D8"/>
-      <w:sz w:val="21"/>
-      <w:szCs w:val="21"/>
-    </w:rPr>
   </w:style>
   <w:style w:type="paragraph" w:styleId="Heading9">
     <w:name w:val="heading 9"/>
@@ -39738,10 +39629,11 @@
     <w:basedOn w:val="DefaultParagraphFont"/>
     <w:link w:val="Heading6"/>
     <w:uiPriority w:val="9"/>
-    <w:rsid w:val="00D068E1"/>
+    <w:rsid w:val="002D4362"/>
     <w:rPr>
       <w:rFonts w:ascii="Times New Roman" w:eastAsiaTheme="majorEastAsia" w:hAnsi="Times New Roman" w:cstheme="majorBidi"/>
-      <w:color w:val="1F3763" w:themeColor="accent1" w:themeShade="7F"/>
+      <w:b/>
+      <w:iCs/>
     </w:rPr>
   </w:style>
   <w:style w:type="character" w:customStyle="1" w:styleId="Heading7Char">
@@ -39749,12 +39641,11 @@
     <w:basedOn w:val="DefaultParagraphFont"/>
     <w:link w:val="Heading7"/>
     <w:uiPriority w:val="9"/>
-    <w:rsid w:val="005043CB"/>
+    <w:rsid w:val="002D4362"/>
     <w:rPr>
-      <w:rFonts w:asciiTheme="majorHAnsi" w:eastAsiaTheme="majorEastAsia" w:hAnsiTheme="majorHAnsi" w:cstheme="majorBidi"/>
-      <w:i/>
+      <w:rFonts w:ascii="Times New Roman" w:eastAsiaTheme="majorEastAsia" w:hAnsi="Times New Roman" w:cstheme="majorBidi"/>
+      <w:b/>
       <w:iCs/>
-      <w:color w:val="1F3763" w:themeColor="accent1" w:themeShade="7F"/>
     </w:rPr>
   </w:style>
   <w:style w:type="character" w:customStyle="1" w:styleId="Heading8Char">
@@ -39762,12 +39653,11 @@
     <w:basedOn w:val="DefaultParagraphFont"/>
     <w:link w:val="Heading8"/>
     <w:uiPriority w:val="9"/>
-    <w:rsid w:val="005043CB"/>
+    <w:rsid w:val="002D4362"/>
     <w:rPr>
-      <w:rFonts w:asciiTheme="majorHAnsi" w:eastAsiaTheme="majorEastAsia" w:hAnsiTheme="majorHAnsi" w:cstheme="majorBidi"/>
-      <w:color w:val="272727" w:themeColor="text1" w:themeTint="D8"/>
-      <w:sz w:val="21"/>
-      <w:szCs w:val="21"/>
+      <w:rFonts w:ascii="Times New Roman" w:eastAsiaTheme="majorEastAsia" w:hAnsi="Times New Roman" w:cstheme="majorBidi"/>
+      <w:b/>
+      <w:iCs/>
     </w:rPr>
   </w:style>
   <w:style w:type="character" w:customStyle="1" w:styleId="Heading9Char">
